--- a/Tuan1/Nhóm 7_Phiếu học tập cá nhân_nhóm.docx
+++ b/Tuan1/Nhóm 7_Phiếu học tập cá nhân_nhóm.docx
@@ -77,6 +77,15 @@
       <w:r>
         <w:rPr>
           <w:rFonts w:ascii="Times New Roman" w:hAnsi="Times New Roman" w:cs="Times New Roman"/>
+          <w:sz w:val="28"/>
+          <w:szCs w:val="28"/>
+          <w:lang w:val="vi-VN"/>
+        </w:rPr>
+        <w:t xml:space="preserve">   </w:t>
+      </w:r>
+      <w:r>
+        <w:rPr>
+          <w:rFonts w:ascii="Times New Roman" w:hAnsi="Times New Roman" w:cs="Times New Roman"/>
           <w:b/>
           <w:bCs/>
           <w:sz w:val="28"/>
@@ -459,7 +468,15 @@
           <w:sz w:val="28"/>
           <w:szCs w:val="28"/>
         </w:rPr>
-        <w:t xml:space="preserve"> Nghiên cứu thuật toán mã hóa AES và cài đặt chương trình mô phỏng</w:t>
+        <w:t xml:space="preserve"> </w:t>
+      </w:r>
+      <w:r>
+        <w:rPr>
+          <w:rFonts w:ascii="Times New Roman" w:hAnsi="Times New Roman" w:cs="Times New Roman"/>
+          <w:sz w:val="28"/>
+          <w:szCs w:val="28"/>
+        </w:rPr>
+        <w:t>Xây dựng chương trình mã hóa và giải mã AES (Sử dụng ngôn ngữ C++, Java)</w:t>
       </w:r>
     </w:p>
     <w:p>
@@ -3681,2843 +3698,8 @@
     </w:p>
     <w:p>
       <w:pPr>
-        <w:spacing w:after="0"/>
-        <w:jc w:val="right"/>
-      </w:pPr>
-      <w:r>
-        <w:rPr>
-          <w:color w:val="FF0000"/>
-        </w:rPr>
-        <w:lastRenderedPageBreak/>
-        <w:t xml:space="preserve">Ngày …. tháng </w:t>
-      </w:r>
-      <w:r>
-        <w:rPr>
-          <w:color w:val="FF0000"/>
-        </w:rPr>
-        <w:t>….</w:t>
-      </w:r>
-      <w:r>
-        <w:rPr>
-          <w:color w:val="FF0000"/>
-        </w:rPr>
-        <w:t xml:space="preserve"> năm 202</w:t>
-      </w:r>
-      <w:r>
-        <w:rPr>
-          <w:color w:val="FF0000"/>
-        </w:rPr>
-        <w:t>6</w:t>
-      </w:r>
-    </w:p>
-    <w:p>
-      <w:pPr>
-        <w:spacing w:after="0"/>
-        <w:jc w:val="right"/>
-        <w:rPr>
-          <w:lang w:val="vi-VN"/>
-        </w:rPr>
-      </w:pPr>
-      <w:r>
-        <w:tab/>
-      </w:r>
-      <w:r>
-        <w:tab/>
-      </w:r>
-      <w:r>
-        <w:tab/>
-      </w:r>
-      <w:r>
-        <w:tab/>
-      </w:r>
-      <w:r>
-        <w:tab/>
-      </w:r>
-      <w:r>
-        <w:tab/>
-      </w:r>
-      <w:r>
-        <w:tab/>
-      </w:r>
-      <w:r>
-        <w:tab/>
-      </w:r>
-      <w:r>
-        <w:tab/>
-      </w:r>
-      <w:r>
-        <w:tab/>
-      </w:r>
-      <w:r>
-        <w:tab/>
-      </w:r>
-      <w:r>
-        <w:tab/>
-      </w:r>
-    </w:p>
-    <w:p>
-      <w:pPr>
-        <w:spacing w:after="0"/>
-        <w:jc w:val="right"/>
-        <w:rPr>
-          <w:lang w:val="vi-VN"/>
-        </w:rPr>
-      </w:pPr>
-      <w:r>
-        <w:t>XÁC NHẬN CỦA GIẢNG VIÊN</w:t>
-      </w:r>
-    </w:p>
-    <w:p>
-      <w:pPr>
-        <w:spacing w:after="0"/>
-        <w:jc w:val="right"/>
-      </w:pPr>
-      <w:r>
-        <w:t>(Ký, ghi rõ họ tên)</w:t>
-      </w:r>
-    </w:p>
-    <w:p>
-      <w:pPr>
-        <w:spacing w:after="0"/>
-      </w:pPr>
-    </w:p>
-    <w:p>
-      <w:pPr>
-        <w:tabs>
-          <w:tab w:val="center" w:pos="10490"/>
-        </w:tabs>
-        <w:spacing w:after="0"/>
-        <w:jc w:val="right"/>
-      </w:pPr>
-      <w:r>
-        <w:t>Phạm Văn Hiệp</w:t>
-      </w:r>
-    </w:p>
-    <w:p>
-      <w:pPr>
         <w:spacing w:after="0" w:line="26" w:lineRule="atLeast"/>
-        <w:jc w:val="both"/>
-        <w:rPr>
-          <w:rFonts w:ascii="Times New Roman" w:hAnsi="Times New Roman" w:cs="Times New Roman"/>
-          <w:b/>
-          <w:bCs/>
-          <w:sz w:val="28"/>
-          <w:szCs w:val="28"/>
-        </w:rPr>
-      </w:pPr>
-    </w:p>
-    <w:tbl>
-      <w:tblPr>
-        <w:tblStyle w:val="TableGrid"/>
-        <w:tblW w:w="0" w:type="auto"/>
-        <w:jc w:val="center"/>
-        <w:tblLook w:val="04A0" w:firstRow="1" w:lastRow="0" w:firstColumn="1" w:lastColumn="0" w:noHBand="0" w:noVBand="1"/>
-      </w:tblPr>
-      <w:tblGrid>
-        <w:gridCol w:w="829"/>
-        <w:gridCol w:w="1743"/>
-        <w:gridCol w:w="4560"/>
-        <w:gridCol w:w="1979"/>
-      </w:tblGrid>
-      <w:tr>
-        <w:trPr>
-          <w:jc w:val="center"/>
-        </w:trPr>
-        <w:tc>
-          <w:tcPr>
-            <w:tcW w:w="0" w:type="auto"/>
-            <w:vAlign w:val="center"/>
-            <w:hideMark/>
-          </w:tcPr>
-          <w:p>
-            <w:pPr>
-              <w:spacing w:line="26" w:lineRule="atLeast"/>
-              <w:jc w:val="center"/>
-              <w:rPr>
-                <w:rFonts w:ascii="Times New Roman" w:hAnsi="Times New Roman" w:cs="Times New Roman"/>
-                <w:sz w:val="28"/>
-                <w:szCs w:val="28"/>
-              </w:rPr>
-            </w:pPr>
-            <w:r>
-              <w:rPr>
-                <w:rFonts w:ascii="Times New Roman" w:hAnsi="Times New Roman" w:cs="Times New Roman"/>
-                <w:b/>
-                <w:bCs/>
-                <w:sz w:val="28"/>
-                <w:szCs w:val="28"/>
-              </w:rPr>
-              <w:t>Tuần</w:t>
-            </w:r>
-          </w:p>
-        </w:tc>
-        <w:tc>
-          <w:tcPr>
-            <w:tcW w:w="0" w:type="auto"/>
-            <w:vAlign w:val="center"/>
-            <w:hideMark/>
-          </w:tcPr>
-          <w:p>
-            <w:pPr>
-              <w:spacing w:line="26" w:lineRule="atLeast"/>
-              <w:jc w:val="center"/>
-              <w:rPr>
-                <w:rFonts w:ascii="Times New Roman" w:hAnsi="Times New Roman" w:cs="Times New Roman"/>
-                <w:sz w:val="28"/>
-                <w:szCs w:val="28"/>
-              </w:rPr>
-            </w:pPr>
-            <w:r>
-              <w:rPr>
-                <w:rFonts w:ascii="Times New Roman" w:hAnsi="Times New Roman" w:cs="Times New Roman"/>
-                <w:b/>
-                <w:bCs/>
-                <w:sz w:val="28"/>
-                <w:szCs w:val="28"/>
-              </w:rPr>
-              <w:t>Người thực hiện</w:t>
-            </w:r>
-          </w:p>
-        </w:tc>
-        <w:tc>
-          <w:tcPr>
-            <w:tcW w:w="0" w:type="auto"/>
-            <w:vAlign w:val="center"/>
-            <w:hideMark/>
-          </w:tcPr>
-          <w:p>
-            <w:pPr>
-              <w:spacing w:line="26" w:lineRule="atLeast"/>
-              <w:jc w:val="center"/>
-              <w:rPr>
-                <w:rFonts w:ascii="Times New Roman" w:hAnsi="Times New Roman" w:cs="Times New Roman"/>
-                <w:sz w:val="28"/>
-                <w:szCs w:val="28"/>
-              </w:rPr>
-            </w:pPr>
-            <w:r>
-              <w:rPr>
-                <w:rFonts w:ascii="Times New Roman" w:hAnsi="Times New Roman" w:cs="Times New Roman"/>
-                <w:b/>
-                <w:bCs/>
-                <w:sz w:val="28"/>
-                <w:szCs w:val="28"/>
-              </w:rPr>
-              <w:t>Nội dung công việc</w:t>
-            </w:r>
-          </w:p>
-        </w:tc>
-        <w:tc>
-          <w:tcPr>
-            <w:tcW w:w="0" w:type="auto"/>
-            <w:vAlign w:val="center"/>
-            <w:hideMark/>
-          </w:tcPr>
-          <w:p>
-            <w:pPr>
-              <w:spacing w:line="26" w:lineRule="atLeast"/>
-              <w:jc w:val="center"/>
-              <w:rPr>
-                <w:rFonts w:ascii="Times New Roman" w:hAnsi="Times New Roman" w:cs="Times New Roman"/>
-                <w:sz w:val="28"/>
-                <w:szCs w:val="28"/>
-              </w:rPr>
-            </w:pPr>
-            <w:r>
-              <w:rPr>
-                <w:rFonts w:ascii="Times New Roman" w:hAnsi="Times New Roman" w:cs="Times New Roman"/>
-                <w:b/>
-                <w:bCs/>
-                <w:sz w:val="28"/>
-                <w:szCs w:val="28"/>
-              </w:rPr>
-              <w:t>Phương pháp thực hiện</w:t>
-            </w:r>
-          </w:p>
-        </w:tc>
-      </w:tr>
-      <w:tr>
-        <w:trPr>
-          <w:jc w:val="center"/>
-        </w:trPr>
-        <w:tc>
-          <w:tcPr>
-            <w:tcW w:w="0" w:type="auto"/>
-            <w:vAlign w:val="center"/>
-            <w:hideMark/>
-          </w:tcPr>
-          <w:p>
-            <w:pPr>
-              <w:spacing w:line="26" w:lineRule="atLeast"/>
-              <w:jc w:val="center"/>
-              <w:rPr>
-                <w:rFonts w:ascii="Times New Roman" w:hAnsi="Times New Roman" w:cs="Times New Roman"/>
-                <w:sz w:val="28"/>
-                <w:szCs w:val="28"/>
-              </w:rPr>
-            </w:pPr>
-            <w:r>
-              <w:rPr>
-                <w:rFonts w:ascii="Times New Roman" w:hAnsi="Times New Roman" w:cs="Times New Roman"/>
-                <w:b/>
-                <w:bCs/>
-                <w:sz w:val="28"/>
-                <w:szCs w:val="28"/>
-              </w:rPr>
-              <w:t>1</w:t>
-            </w:r>
-          </w:p>
-        </w:tc>
-        <w:tc>
-          <w:tcPr>
-            <w:tcW w:w="0" w:type="auto"/>
-            <w:vAlign w:val="center"/>
-            <w:hideMark/>
-          </w:tcPr>
-          <w:p>
-            <w:pPr>
-              <w:spacing w:line="26" w:lineRule="atLeast"/>
-              <w:jc w:val="both"/>
-              <w:rPr>
-                <w:rFonts w:ascii="Times New Roman" w:hAnsi="Times New Roman" w:cs="Times New Roman"/>
-                <w:sz w:val="28"/>
-                <w:szCs w:val="28"/>
-              </w:rPr>
-            </w:pPr>
-            <w:r>
-              <w:rPr>
-                <w:rFonts w:ascii="Times New Roman" w:hAnsi="Times New Roman" w:cs="Times New Roman"/>
-                <w:sz w:val="28"/>
-                <w:szCs w:val="28"/>
-              </w:rPr>
-              <w:t>Tiệp (Trưởng nhóm)</w:t>
-            </w:r>
-          </w:p>
-        </w:tc>
-        <w:tc>
-          <w:tcPr>
-            <w:tcW w:w="0" w:type="auto"/>
-            <w:vAlign w:val="center"/>
-            <w:hideMark/>
-          </w:tcPr>
-          <w:p>
-            <w:pPr>
-              <w:spacing w:line="26" w:lineRule="atLeast"/>
-              <w:jc w:val="both"/>
-              <w:rPr>
-                <w:rFonts w:ascii="Times New Roman" w:hAnsi="Times New Roman" w:cs="Times New Roman"/>
-                <w:sz w:val="28"/>
-                <w:szCs w:val="28"/>
-              </w:rPr>
-            </w:pPr>
-            <w:r>
-              <w:rPr>
-                <w:rFonts w:ascii="Times New Roman" w:hAnsi="Times New Roman" w:cs="Times New Roman"/>
-                <w:sz w:val="28"/>
-                <w:szCs w:val="28"/>
-              </w:rPr>
-              <w:t>1.1. Tổng quan về An toàn bảo mật; Tổng hợp bài Tuần 1</w:t>
-            </w:r>
-          </w:p>
-        </w:tc>
-        <w:tc>
-          <w:tcPr>
-            <w:tcW w:w="0" w:type="auto"/>
-            <w:vAlign w:val="center"/>
-            <w:hideMark/>
-          </w:tcPr>
-          <w:p>
-            <w:pPr>
-              <w:spacing w:line="26" w:lineRule="atLeast"/>
-              <w:jc w:val="both"/>
-              <w:rPr>
-                <w:rFonts w:ascii="Times New Roman" w:hAnsi="Times New Roman" w:cs="Times New Roman"/>
-                <w:sz w:val="28"/>
-                <w:szCs w:val="28"/>
-              </w:rPr>
-            </w:pPr>
-          </w:p>
-        </w:tc>
-      </w:tr>
-      <w:tr>
-        <w:trPr>
-          <w:jc w:val="center"/>
-        </w:trPr>
-        <w:tc>
-          <w:tcPr>
-            <w:tcW w:w="0" w:type="auto"/>
-            <w:vAlign w:val="center"/>
-            <w:hideMark/>
-          </w:tcPr>
-          <w:p>
-            <w:pPr>
-              <w:spacing w:line="26" w:lineRule="atLeast"/>
-              <w:jc w:val="center"/>
-              <w:rPr>
-                <w:rFonts w:ascii="Times New Roman" w:hAnsi="Times New Roman" w:cs="Times New Roman"/>
-                <w:sz w:val="28"/>
-                <w:szCs w:val="28"/>
-              </w:rPr>
-            </w:pPr>
-            <w:r>
-              <w:rPr>
-                <w:rFonts w:ascii="Times New Roman" w:hAnsi="Times New Roman" w:cs="Times New Roman"/>
-                <w:b/>
-                <w:bCs/>
-                <w:sz w:val="28"/>
-                <w:szCs w:val="28"/>
-              </w:rPr>
-              <w:t>1</w:t>
-            </w:r>
-          </w:p>
-        </w:tc>
-        <w:tc>
-          <w:tcPr>
-            <w:tcW w:w="0" w:type="auto"/>
-            <w:vAlign w:val="center"/>
-            <w:hideMark/>
-          </w:tcPr>
-          <w:p>
-            <w:pPr>
-              <w:spacing w:line="26" w:lineRule="atLeast"/>
-              <w:jc w:val="both"/>
-              <w:rPr>
-                <w:rFonts w:ascii="Times New Roman" w:hAnsi="Times New Roman" w:cs="Times New Roman"/>
-                <w:sz w:val="28"/>
-                <w:szCs w:val="28"/>
-              </w:rPr>
-            </w:pPr>
-            <w:r>
-              <w:rPr>
-                <w:rFonts w:ascii="Times New Roman" w:hAnsi="Times New Roman" w:cs="Times New Roman"/>
-                <w:sz w:val="28"/>
-                <w:szCs w:val="28"/>
-              </w:rPr>
-              <w:t>Công</w:t>
-            </w:r>
-          </w:p>
-        </w:tc>
-        <w:tc>
-          <w:tcPr>
-            <w:tcW w:w="0" w:type="auto"/>
-            <w:vAlign w:val="center"/>
-            <w:hideMark/>
-          </w:tcPr>
-          <w:p>
-            <w:pPr>
-              <w:spacing w:line="26" w:lineRule="atLeast"/>
-              <w:jc w:val="both"/>
-              <w:rPr>
-                <w:rFonts w:ascii="Times New Roman" w:hAnsi="Times New Roman" w:cs="Times New Roman"/>
-                <w:sz w:val="28"/>
-                <w:szCs w:val="28"/>
-              </w:rPr>
-            </w:pPr>
-            <w:r>
-              <w:rPr>
-                <w:rFonts w:ascii="Times New Roman" w:hAnsi="Times New Roman" w:cs="Times New Roman"/>
-                <w:sz w:val="28"/>
-                <w:szCs w:val="28"/>
-              </w:rPr>
-              <w:t>1.2. Lý do chọn đề tài</w:t>
-            </w:r>
-          </w:p>
-        </w:tc>
-        <w:tc>
-          <w:tcPr>
-            <w:tcW w:w="0" w:type="auto"/>
-            <w:vAlign w:val="center"/>
-            <w:hideMark/>
-          </w:tcPr>
-          <w:p>
-            <w:pPr>
-              <w:spacing w:line="26" w:lineRule="atLeast"/>
-              <w:jc w:val="both"/>
-              <w:rPr>
-                <w:rFonts w:ascii="Times New Roman" w:hAnsi="Times New Roman" w:cs="Times New Roman"/>
-                <w:sz w:val="28"/>
-                <w:szCs w:val="28"/>
-              </w:rPr>
-            </w:pPr>
-          </w:p>
-        </w:tc>
-      </w:tr>
-      <w:tr>
-        <w:trPr>
-          <w:jc w:val="center"/>
-        </w:trPr>
-        <w:tc>
-          <w:tcPr>
-            <w:tcW w:w="0" w:type="auto"/>
-            <w:vAlign w:val="center"/>
-            <w:hideMark/>
-          </w:tcPr>
-          <w:p>
-            <w:pPr>
-              <w:spacing w:line="26" w:lineRule="atLeast"/>
-              <w:jc w:val="center"/>
-              <w:rPr>
-                <w:rFonts w:ascii="Times New Roman" w:hAnsi="Times New Roman" w:cs="Times New Roman"/>
-                <w:sz w:val="28"/>
-                <w:szCs w:val="28"/>
-              </w:rPr>
-            </w:pPr>
-            <w:r>
-              <w:rPr>
-                <w:rFonts w:ascii="Times New Roman" w:hAnsi="Times New Roman" w:cs="Times New Roman"/>
-                <w:b/>
-                <w:bCs/>
-                <w:sz w:val="28"/>
-                <w:szCs w:val="28"/>
-              </w:rPr>
-              <w:t>1</w:t>
-            </w:r>
-          </w:p>
-        </w:tc>
-        <w:tc>
-          <w:tcPr>
-            <w:tcW w:w="0" w:type="auto"/>
-            <w:vAlign w:val="center"/>
-            <w:hideMark/>
-          </w:tcPr>
-          <w:p>
-            <w:pPr>
-              <w:spacing w:line="26" w:lineRule="atLeast"/>
-              <w:jc w:val="both"/>
-              <w:rPr>
-                <w:rFonts w:ascii="Times New Roman" w:hAnsi="Times New Roman" w:cs="Times New Roman"/>
-                <w:sz w:val="28"/>
-                <w:szCs w:val="28"/>
-              </w:rPr>
-            </w:pPr>
-            <w:r>
-              <w:rPr>
-                <w:rFonts w:ascii="Times New Roman" w:hAnsi="Times New Roman" w:cs="Times New Roman"/>
-                <w:sz w:val="28"/>
-                <w:szCs w:val="28"/>
-              </w:rPr>
-              <w:t>Hùng</w:t>
-            </w:r>
-          </w:p>
-        </w:tc>
-        <w:tc>
-          <w:tcPr>
-            <w:tcW w:w="0" w:type="auto"/>
-            <w:vAlign w:val="center"/>
-            <w:hideMark/>
-          </w:tcPr>
-          <w:p>
-            <w:pPr>
-              <w:spacing w:line="26" w:lineRule="atLeast"/>
-              <w:jc w:val="both"/>
-              <w:rPr>
-                <w:rFonts w:ascii="Times New Roman" w:hAnsi="Times New Roman" w:cs="Times New Roman"/>
-                <w:sz w:val="28"/>
-                <w:szCs w:val="28"/>
-              </w:rPr>
-            </w:pPr>
-            <w:r>
-              <w:rPr>
-                <w:rFonts w:ascii="Times New Roman" w:hAnsi="Times New Roman" w:cs="Times New Roman"/>
-                <w:sz w:val="28"/>
-                <w:szCs w:val="28"/>
-              </w:rPr>
-              <w:t>1.3. Nội dung nghiên cứu</w:t>
-            </w:r>
-          </w:p>
-        </w:tc>
-        <w:tc>
-          <w:tcPr>
-            <w:tcW w:w="0" w:type="auto"/>
-            <w:vAlign w:val="center"/>
-            <w:hideMark/>
-          </w:tcPr>
-          <w:p>
-            <w:pPr>
-              <w:spacing w:line="26" w:lineRule="atLeast"/>
-              <w:jc w:val="both"/>
-              <w:rPr>
-                <w:rFonts w:ascii="Times New Roman" w:hAnsi="Times New Roman" w:cs="Times New Roman"/>
-                <w:sz w:val="28"/>
-                <w:szCs w:val="28"/>
-              </w:rPr>
-            </w:pPr>
-          </w:p>
-        </w:tc>
-      </w:tr>
-      <w:tr>
-        <w:trPr>
-          <w:jc w:val="center"/>
-        </w:trPr>
-        <w:tc>
-          <w:tcPr>
-            <w:tcW w:w="0" w:type="auto"/>
-            <w:vAlign w:val="center"/>
-            <w:hideMark/>
-          </w:tcPr>
-          <w:p>
-            <w:pPr>
-              <w:spacing w:line="26" w:lineRule="atLeast"/>
-              <w:jc w:val="center"/>
-              <w:rPr>
-                <w:rFonts w:ascii="Times New Roman" w:hAnsi="Times New Roman" w:cs="Times New Roman"/>
-                <w:sz w:val="28"/>
-                <w:szCs w:val="28"/>
-              </w:rPr>
-            </w:pPr>
-            <w:r>
-              <w:rPr>
-                <w:rFonts w:ascii="Times New Roman" w:hAnsi="Times New Roman" w:cs="Times New Roman"/>
-                <w:b/>
-                <w:bCs/>
-                <w:sz w:val="28"/>
-                <w:szCs w:val="28"/>
-              </w:rPr>
-              <w:t>1</w:t>
-            </w:r>
-          </w:p>
-        </w:tc>
-        <w:tc>
-          <w:tcPr>
-            <w:tcW w:w="0" w:type="auto"/>
-            <w:vAlign w:val="center"/>
-            <w:hideMark/>
-          </w:tcPr>
-          <w:p>
-            <w:pPr>
-              <w:spacing w:line="26" w:lineRule="atLeast"/>
-              <w:jc w:val="both"/>
-              <w:rPr>
-                <w:rFonts w:ascii="Times New Roman" w:hAnsi="Times New Roman" w:cs="Times New Roman"/>
-                <w:sz w:val="28"/>
-                <w:szCs w:val="28"/>
-              </w:rPr>
-            </w:pPr>
-            <w:r>
-              <w:rPr>
-                <w:rFonts w:ascii="Times New Roman" w:hAnsi="Times New Roman" w:cs="Times New Roman"/>
-                <w:sz w:val="28"/>
-                <w:szCs w:val="28"/>
-              </w:rPr>
-              <w:t>Minh</w:t>
-            </w:r>
-          </w:p>
-        </w:tc>
-        <w:tc>
-          <w:tcPr>
-            <w:tcW w:w="0" w:type="auto"/>
-            <w:vAlign w:val="center"/>
-            <w:hideMark/>
-          </w:tcPr>
-          <w:p>
-            <w:pPr>
-              <w:spacing w:line="26" w:lineRule="atLeast"/>
-              <w:jc w:val="both"/>
-              <w:rPr>
-                <w:rFonts w:ascii="Times New Roman" w:hAnsi="Times New Roman" w:cs="Times New Roman"/>
-                <w:sz w:val="28"/>
-                <w:szCs w:val="28"/>
-              </w:rPr>
-            </w:pPr>
-            <w:r>
-              <w:rPr>
-                <w:rFonts w:ascii="Times New Roman" w:hAnsi="Times New Roman" w:cs="Times New Roman"/>
-                <w:sz w:val="28"/>
-                <w:szCs w:val="28"/>
-              </w:rPr>
-              <w:t>1.4. Các kiến thức cơ sở (Toán học trong trường Galois)</w:t>
-            </w:r>
-          </w:p>
-        </w:tc>
-        <w:tc>
-          <w:tcPr>
-            <w:tcW w:w="0" w:type="auto"/>
-            <w:vAlign w:val="center"/>
-            <w:hideMark/>
-          </w:tcPr>
-          <w:p>
-            <w:pPr>
-              <w:spacing w:line="26" w:lineRule="atLeast"/>
-              <w:jc w:val="both"/>
-              <w:rPr>
-                <w:rFonts w:ascii="Times New Roman" w:hAnsi="Times New Roman" w:cs="Times New Roman"/>
-                <w:sz w:val="28"/>
-                <w:szCs w:val="28"/>
-              </w:rPr>
-            </w:pPr>
-          </w:p>
-        </w:tc>
-      </w:tr>
-      <w:tr>
-        <w:trPr>
-          <w:jc w:val="center"/>
-        </w:trPr>
-        <w:tc>
-          <w:tcPr>
-            <w:tcW w:w="0" w:type="auto"/>
-            <w:vAlign w:val="center"/>
-            <w:hideMark/>
-          </w:tcPr>
-          <w:p>
-            <w:pPr>
-              <w:spacing w:line="26" w:lineRule="atLeast"/>
-              <w:jc w:val="center"/>
-              <w:rPr>
-                <w:rFonts w:ascii="Times New Roman" w:hAnsi="Times New Roman" w:cs="Times New Roman"/>
-                <w:sz w:val="28"/>
-                <w:szCs w:val="28"/>
-              </w:rPr>
-            </w:pPr>
-            <w:r>
-              <w:rPr>
-                <w:rFonts w:ascii="Times New Roman" w:hAnsi="Times New Roman" w:cs="Times New Roman"/>
-                <w:b/>
-                <w:bCs/>
-                <w:sz w:val="28"/>
-                <w:szCs w:val="28"/>
-              </w:rPr>
-              <w:t>1</w:t>
-            </w:r>
-          </w:p>
-        </w:tc>
-        <w:tc>
-          <w:tcPr>
-            <w:tcW w:w="0" w:type="auto"/>
-            <w:vAlign w:val="center"/>
-            <w:hideMark/>
-          </w:tcPr>
-          <w:p>
-            <w:pPr>
-              <w:spacing w:line="26" w:lineRule="atLeast"/>
-              <w:jc w:val="both"/>
-              <w:rPr>
-                <w:rFonts w:ascii="Times New Roman" w:hAnsi="Times New Roman" w:cs="Times New Roman"/>
-                <w:sz w:val="28"/>
-                <w:szCs w:val="28"/>
-              </w:rPr>
-            </w:pPr>
-            <w:r>
-              <w:rPr>
-                <w:rFonts w:ascii="Times New Roman" w:hAnsi="Times New Roman" w:cs="Times New Roman"/>
-                <w:sz w:val="28"/>
-                <w:szCs w:val="28"/>
-              </w:rPr>
-              <w:t>Tiến</w:t>
-            </w:r>
-          </w:p>
-        </w:tc>
-        <w:tc>
-          <w:tcPr>
-            <w:tcW w:w="0" w:type="auto"/>
-            <w:vAlign w:val="center"/>
-            <w:hideMark/>
-          </w:tcPr>
-          <w:p>
-            <w:pPr>
-              <w:spacing w:line="26" w:lineRule="atLeast"/>
-              <w:jc w:val="both"/>
-              <w:rPr>
-                <w:rFonts w:ascii="Times New Roman" w:hAnsi="Times New Roman" w:cs="Times New Roman"/>
-                <w:sz w:val="28"/>
-                <w:szCs w:val="28"/>
-              </w:rPr>
-            </w:pPr>
-            <w:r>
-              <w:rPr>
-                <w:rFonts w:ascii="Times New Roman" w:hAnsi="Times New Roman" w:cs="Times New Roman"/>
-                <w:sz w:val="28"/>
-                <w:szCs w:val="28"/>
-              </w:rPr>
-              <w:t>1.4. Các kiến thức cơ sở (Thuật toán và ngôn ngữ lập trình)</w:t>
-            </w:r>
-          </w:p>
-        </w:tc>
-        <w:tc>
-          <w:tcPr>
-            <w:tcW w:w="0" w:type="auto"/>
-            <w:vAlign w:val="center"/>
-            <w:hideMark/>
-          </w:tcPr>
-          <w:p>
-            <w:pPr>
-              <w:spacing w:line="26" w:lineRule="atLeast"/>
-              <w:jc w:val="both"/>
-              <w:rPr>
-                <w:rFonts w:ascii="Times New Roman" w:hAnsi="Times New Roman" w:cs="Times New Roman"/>
-                <w:sz w:val="28"/>
-                <w:szCs w:val="28"/>
-              </w:rPr>
-            </w:pPr>
-          </w:p>
-        </w:tc>
-      </w:tr>
-      <w:tr>
-        <w:trPr>
-          <w:jc w:val="center"/>
-        </w:trPr>
-        <w:tc>
-          <w:tcPr>
-            <w:tcW w:w="0" w:type="auto"/>
-            <w:vAlign w:val="center"/>
-            <w:hideMark/>
-          </w:tcPr>
-          <w:p>
-            <w:pPr>
-              <w:spacing w:line="26" w:lineRule="atLeast"/>
-              <w:jc w:val="center"/>
-              <w:rPr>
-                <w:rFonts w:ascii="Times New Roman" w:hAnsi="Times New Roman" w:cs="Times New Roman"/>
-                <w:sz w:val="28"/>
-                <w:szCs w:val="28"/>
-              </w:rPr>
-            </w:pPr>
-            <w:r>
-              <w:rPr>
-                <w:rFonts w:ascii="Times New Roman" w:hAnsi="Times New Roman" w:cs="Times New Roman"/>
-                <w:b/>
-                <w:bCs/>
-                <w:sz w:val="28"/>
-                <w:szCs w:val="28"/>
-              </w:rPr>
-              <w:t>2</w:t>
-            </w:r>
-          </w:p>
-        </w:tc>
-        <w:tc>
-          <w:tcPr>
-            <w:tcW w:w="0" w:type="auto"/>
-            <w:vAlign w:val="center"/>
-            <w:hideMark/>
-          </w:tcPr>
-          <w:p>
-            <w:pPr>
-              <w:spacing w:line="26" w:lineRule="atLeast"/>
-              <w:jc w:val="both"/>
-              <w:rPr>
-                <w:rFonts w:ascii="Times New Roman" w:hAnsi="Times New Roman" w:cs="Times New Roman"/>
-                <w:sz w:val="28"/>
-                <w:szCs w:val="28"/>
-              </w:rPr>
-            </w:pPr>
-            <w:r>
-              <w:rPr>
-                <w:rFonts w:ascii="Times New Roman" w:hAnsi="Times New Roman" w:cs="Times New Roman"/>
-                <w:sz w:val="28"/>
-                <w:szCs w:val="28"/>
-              </w:rPr>
-              <w:t>Tiệp (Trưởng nhóm)</w:t>
-            </w:r>
-          </w:p>
-        </w:tc>
-        <w:tc>
-          <w:tcPr>
-            <w:tcW w:w="0" w:type="auto"/>
-            <w:vAlign w:val="center"/>
-            <w:hideMark/>
-          </w:tcPr>
-          <w:p>
-            <w:pPr>
-              <w:spacing w:line="26" w:lineRule="atLeast"/>
-              <w:jc w:val="both"/>
-              <w:rPr>
-                <w:rFonts w:ascii="Times New Roman" w:hAnsi="Times New Roman" w:cs="Times New Roman"/>
-                <w:sz w:val="28"/>
-                <w:szCs w:val="28"/>
-              </w:rPr>
-            </w:pPr>
-            <w:r>
-              <w:rPr>
-                <w:rFonts w:ascii="Times New Roman" w:hAnsi="Times New Roman" w:cs="Times New Roman"/>
-                <w:sz w:val="28"/>
-                <w:szCs w:val="28"/>
-              </w:rPr>
-              <w:t>2.1.1. Cấu trúc chung của hệ mã hóa đối xứng; Tổng hợp bài Tuần 2</w:t>
-            </w:r>
-          </w:p>
-        </w:tc>
-        <w:tc>
-          <w:tcPr>
-            <w:tcW w:w="0" w:type="auto"/>
-            <w:vAlign w:val="center"/>
-            <w:hideMark/>
-          </w:tcPr>
-          <w:p>
-            <w:pPr>
-              <w:spacing w:line="26" w:lineRule="atLeast"/>
-              <w:jc w:val="both"/>
-              <w:rPr>
-                <w:rFonts w:ascii="Times New Roman" w:hAnsi="Times New Roman" w:cs="Times New Roman"/>
-                <w:sz w:val="28"/>
-                <w:szCs w:val="28"/>
-              </w:rPr>
-            </w:pPr>
-          </w:p>
-        </w:tc>
-      </w:tr>
-      <w:tr>
-        <w:trPr>
-          <w:jc w:val="center"/>
-        </w:trPr>
-        <w:tc>
-          <w:tcPr>
-            <w:tcW w:w="0" w:type="auto"/>
-            <w:vAlign w:val="center"/>
-            <w:hideMark/>
-          </w:tcPr>
-          <w:p>
-            <w:pPr>
-              <w:spacing w:line="26" w:lineRule="atLeast"/>
-              <w:jc w:val="center"/>
-              <w:rPr>
-                <w:rFonts w:ascii="Times New Roman" w:hAnsi="Times New Roman" w:cs="Times New Roman"/>
-                <w:sz w:val="28"/>
-                <w:szCs w:val="28"/>
-              </w:rPr>
-            </w:pPr>
-            <w:r>
-              <w:rPr>
-                <w:rFonts w:ascii="Times New Roman" w:hAnsi="Times New Roman" w:cs="Times New Roman"/>
-                <w:b/>
-                <w:bCs/>
-                <w:sz w:val="28"/>
-                <w:szCs w:val="28"/>
-              </w:rPr>
-              <w:t>2</w:t>
-            </w:r>
-          </w:p>
-        </w:tc>
-        <w:tc>
-          <w:tcPr>
-            <w:tcW w:w="0" w:type="auto"/>
-            <w:vAlign w:val="center"/>
-            <w:hideMark/>
-          </w:tcPr>
-          <w:p>
-            <w:pPr>
-              <w:spacing w:line="26" w:lineRule="atLeast"/>
-              <w:jc w:val="both"/>
-              <w:rPr>
-                <w:rFonts w:ascii="Times New Roman" w:hAnsi="Times New Roman" w:cs="Times New Roman"/>
-                <w:sz w:val="28"/>
-                <w:szCs w:val="28"/>
-              </w:rPr>
-            </w:pPr>
-            <w:r>
-              <w:rPr>
-                <w:rFonts w:ascii="Times New Roman" w:hAnsi="Times New Roman" w:cs="Times New Roman"/>
-                <w:sz w:val="28"/>
-                <w:szCs w:val="28"/>
-              </w:rPr>
-              <w:t>Công</w:t>
-            </w:r>
-          </w:p>
-        </w:tc>
-        <w:tc>
-          <w:tcPr>
-            <w:tcW w:w="0" w:type="auto"/>
-            <w:vAlign w:val="center"/>
-            <w:hideMark/>
-          </w:tcPr>
-          <w:p>
-            <w:pPr>
-              <w:spacing w:line="26" w:lineRule="atLeast"/>
-              <w:jc w:val="both"/>
-              <w:rPr>
-                <w:rFonts w:ascii="Times New Roman" w:hAnsi="Times New Roman" w:cs="Times New Roman"/>
-                <w:sz w:val="28"/>
-                <w:szCs w:val="28"/>
-              </w:rPr>
-            </w:pPr>
-            <w:r>
-              <w:rPr>
-                <w:rFonts w:ascii="Times New Roman" w:hAnsi="Times New Roman" w:cs="Times New Roman"/>
-                <w:sz w:val="28"/>
-                <w:szCs w:val="28"/>
-              </w:rPr>
-              <w:t>2.1.2. Các dạng tấn công phổ biến</w:t>
-            </w:r>
-          </w:p>
-        </w:tc>
-        <w:tc>
-          <w:tcPr>
-            <w:tcW w:w="0" w:type="auto"/>
-            <w:vAlign w:val="center"/>
-            <w:hideMark/>
-          </w:tcPr>
-          <w:p>
-            <w:pPr>
-              <w:spacing w:line="26" w:lineRule="atLeast"/>
-              <w:jc w:val="both"/>
-              <w:rPr>
-                <w:rFonts w:ascii="Times New Roman" w:hAnsi="Times New Roman" w:cs="Times New Roman"/>
-                <w:sz w:val="28"/>
-                <w:szCs w:val="28"/>
-              </w:rPr>
-            </w:pPr>
-          </w:p>
-        </w:tc>
-      </w:tr>
-      <w:tr>
-        <w:trPr>
-          <w:jc w:val="center"/>
-        </w:trPr>
-        <w:tc>
-          <w:tcPr>
-            <w:tcW w:w="0" w:type="auto"/>
-            <w:vAlign w:val="center"/>
-            <w:hideMark/>
-          </w:tcPr>
-          <w:p>
-            <w:pPr>
-              <w:spacing w:line="26" w:lineRule="atLeast"/>
-              <w:jc w:val="center"/>
-              <w:rPr>
-                <w:rFonts w:ascii="Times New Roman" w:hAnsi="Times New Roman" w:cs="Times New Roman"/>
-                <w:sz w:val="28"/>
-                <w:szCs w:val="28"/>
-              </w:rPr>
-            </w:pPr>
-            <w:r>
-              <w:rPr>
-                <w:rFonts w:ascii="Times New Roman" w:hAnsi="Times New Roman" w:cs="Times New Roman"/>
-                <w:b/>
-                <w:bCs/>
-                <w:sz w:val="28"/>
-                <w:szCs w:val="28"/>
-              </w:rPr>
-              <w:t>2</w:t>
-            </w:r>
-          </w:p>
-        </w:tc>
-        <w:tc>
-          <w:tcPr>
-            <w:tcW w:w="0" w:type="auto"/>
-            <w:vAlign w:val="center"/>
-            <w:hideMark/>
-          </w:tcPr>
-          <w:p>
-            <w:pPr>
-              <w:spacing w:line="26" w:lineRule="atLeast"/>
-              <w:jc w:val="both"/>
-              <w:rPr>
-                <w:rFonts w:ascii="Times New Roman" w:hAnsi="Times New Roman" w:cs="Times New Roman"/>
-                <w:sz w:val="28"/>
-                <w:szCs w:val="28"/>
-              </w:rPr>
-            </w:pPr>
-            <w:r>
-              <w:rPr>
-                <w:rFonts w:ascii="Times New Roman" w:hAnsi="Times New Roman" w:cs="Times New Roman"/>
-                <w:sz w:val="28"/>
-                <w:szCs w:val="28"/>
-              </w:rPr>
-              <w:t>Hùng</w:t>
-            </w:r>
-          </w:p>
-        </w:tc>
-        <w:tc>
-          <w:tcPr>
-            <w:tcW w:w="0" w:type="auto"/>
-            <w:vAlign w:val="center"/>
-            <w:hideMark/>
-          </w:tcPr>
-          <w:p>
-            <w:pPr>
-              <w:spacing w:line="26" w:lineRule="atLeast"/>
-              <w:jc w:val="both"/>
-              <w:rPr>
-                <w:rFonts w:ascii="Times New Roman" w:hAnsi="Times New Roman" w:cs="Times New Roman"/>
-                <w:sz w:val="28"/>
-                <w:szCs w:val="28"/>
-              </w:rPr>
-            </w:pPr>
-            <w:r>
-              <w:rPr>
-                <w:rFonts w:ascii="Times New Roman" w:hAnsi="Times New Roman" w:cs="Times New Roman"/>
-                <w:sz w:val="28"/>
-                <w:szCs w:val="28"/>
-              </w:rPr>
-              <w:t>2.2.1. Giới thiệu chung về AES</w:t>
-            </w:r>
-          </w:p>
-        </w:tc>
-        <w:tc>
-          <w:tcPr>
-            <w:tcW w:w="0" w:type="auto"/>
-            <w:vAlign w:val="center"/>
-            <w:hideMark/>
-          </w:tcPr>
-          <w:p>
-            <w:pPr>
-              <w:spacing w:line="26" w:lineRule="atLeast"/>
-              <w:jc w:val="both"/>
-              <w:rPr>
-                <w:rFonts w:ascii="Times New Roman" w:hAnsi="Times New Roman" w:cs="Times New Roman"/>
-                <w:sz w:val="28"/>
-                <w:szCs w:val="28"/>
-              </w:rPr>
-            </w:pPr>
-          </w:p>
-        </w:tc>
-      </w:tr>
-      <w:tr>
-        <w:trPr>
-          <w:jc w:val="center"/>
-        </w:trPr>
-        <w:tc>
-          <w:tcPr>
-            <w:tcW w:w="0" w:type="auto"/>
-            <w:vAlign w:val="center"/>
-            <w:hideMark/>
-          </w:tcPr>
-          <w:p>
-            <w:pPr>
-              <w:spacing w:line="26" w:lineRule="atLeast"/>
-              <w:jc w:val="center"/>
-              <w:rPr>
-                <w:rFonts w:ascii="Times New Roman" w:hAnsi="Times New Roman" w:cs="Times New Roman"/>
-                <w:sz w:val="28"/>
-                <w:szCs w:val="28"/>
-              </w:rPr>
-            </w:pPr>
-            <w:r>
-              <w:rPr>
-                <w:rFonts w:ascii="Times New Roman" w:hAnsi="Times New Roman" w:cs="Times New Roman"/>
-                <w:b/>
-                <w:bCs/>
-                <w:sz w:val="28"/>
-                <w:szCs w:val="28"/>
-              </w:rPr>
-              <w:t>2</w:t>
-            </w:r>
-          </w:p>
-        </w:tc>
-        <w:tc>
-          <w:tcPr>
-            <w:tcW w:w="0" w:type="auto"/>
-            <w:vAlign w:val="center"/>
-            <w:hideMark/>
-          </w:tcPr>
-          <w:p>
-            <w:pPr>
-              <w:spacing w:line="26" w:lineRule="atLeast"/>
-              <w:jc w:val="both"/>
-              <w:rPr>
-                <w:rFonts w:ascii="Times New Roman" w:hAnsi="Times New Roman" w:cs="Times New Roman"/>
-                <w:sz w:val="28"/>
-                <w:szCs w:val="28"/>
-              </w:rPr>
-            </w:pPr>
-            <w:r>
-              <w:rPr>
-                <w:rFonts w:ascii="Times New Roman" w:hAnsi="Times New Roman" w:cs="Times New Roman"/>
-                <w:sz w:val="28"/>
-                <w:szCs w:val="28"/>
-              </w:rPr>
-              <w:t>Minh</w:t>
-            </w:r>
-          </w:p>
-        </w:tc>
-        <w:tc>
-          <w:tcPr>
-            <w:tcW w:w="0" w:type="auto"/>
-            <w:vAlign w:val="center"/>
-            <w:hideMark/>
-          </w:tcPr>
-          <w:p>
-            <w:pPr>
-              <w:spacing w:line="26" w:lineRule="atLeast"/>
-              <w:jc w:val="both"/>
-              <w:rPr>
-                <w:rFonts w:ascii="Times New Roman" w:hAnsi="Times New Roman" w:cs="Times New Roman"/>
-                <w:sz w:val="28"/>
-                <w:szCs w:val="28"/>
-              </w:rPr>
-            </w:pPr>
-            <w:r>
-              <w:rPr>
-                <w:rFonts w:ascii="Times New Roman" w:hAnsi="Times New Roman" w:cs="Times New Roman"/>
-                <w:sz w:val="28"/>
-                <w:szCs w:val="28"/>
-              </w:rPr>
-              <w:t>2.2.2. Cấu trúc và nguyên lý hoạt động</w:t>
-            </w:r>
-          </w:p>
-        </w:tc>
-        <w:tc>
-          <w:tcPr>
-            <w:tcW w:w="0" w:type="auto"/>
-            <w:vAlign w:val="center"/>
-            <w:hideMark/>
-          </w:tcPr>
-          <w:p>
-            <w:pPr>
-              <w:spacing w:line="26" w:lineRule="atLeast"/>
-              <w:jc w:val="both"/>
-              <w:rPr>
-                <w:rFonts w:ascii="Times New Roman" w:hAnsi="Times New Roman" w:cs="Times New Roman"/>
-                <w:sz w:val="28"/>
-                <w:szCs w:val="28"/>
-              </w:rPr>
-            </w:pPr>
-          </w:p>
-        </w:tc>
-      </w:tr>
-      <w:tr>
-        <w:trPr>
-          <w:jc w:val="center"/>
-        </w:trPr>
-        <w:tc>
-          <w:tcPr>
-            <w:tcW w:w="0" w:type="auto"/>
-            <w:vAlign w:val="center"/>
-            <w:hideMark/>
-          </w:tcPr>
-          <w:p>
-            <w:pPr>
-              <w:spacing w:line="26" w:lineRule="atLeast"/>
-              <w:jc w:val="center"/>
-              <w:rPr>
-                <w:rFonts w:ascii="Times New Roman" w:hAnsi="Times New Roman" w:cs="Times New Roman"/>
-                <w:sz w:val="28"/>
-                <w:szCs w:val="28"/>
-              </w:rPr>
-            </w:pPr>
-            <w:r>
-              <w:rPr>
-                <w:rFonts w:ascii="Times New Roman" w:hAnsi="Times New Roman" w:cs="Times New Roman"/>
-                <w:b/>
-                <w:bCs/>
-                <w:sz w:val="28"/>
-                <w:szCs w:val="28"/>
-              </w:rPr>
-              <w:t>2</w:t>
-            </w:r>
-          </w:p>
-        </w:tc>
-        <w:tc>
-          <w:tcPr>
-            <w:tcW w:w="0" w:type="auto"/>
-            <w:vAlign w:val="center"/>
-            <w:hideMark/>
-          </w:tcPr>
-          <w:p>
-            <w:pPr>
-              <w:spacing w:line="26" w:lineRule="atLeast"/>
-              <w:jc w:val="both"/>
-              <w:rPr>
-                <w:rFonts w:ascii="Times New Roman" w:hAnsi="Times New Roman" w:cs="Times New Roman"/>
-                <w:sz w:val="28"/>
-                <w:szCs w:val="28"/>
-              </w:rPr>
-            </w:pPr>
-            <w:r>
-              <w:rPr>
-                <w:rFonts w:ascii="Times New Roman" w:hAnsi="Times New Roman" w:cs="Times New Roman"/>
-                <w:sz w:val="28"/>
-                <w:szCs w:val="28"/>
-              </w:rPr>
-              <w:t>Tiến</w:t>
-            </w:r>
-          </w:p>
-        </w:tc>
-        <w:tc>
-          <w:tcPr>
-            <w:tcW w:w="0" w:type="auto"/>
-            <w:vAlign w:val="center"/>
-            <w:hideMark/>
-          </w:tcPr>
-          <w:p>
-            <w:pPr>
-              <w:spacing w:line="26" w:lineRule="atLeast"/>
-              <w:jc w:val="both"/>
-              <w:rPr>
-                <w:rFonts w:ascii="Times New Roman" w:hAnsi="Times New Roman" w:cs="Times New Roman"/>
-                <w:sz w:val="28"/>
-                <w:szCs w:val="28"/>
-              </w:rPr>
-            </w:pPr>
-            <w:r>
-              <w:rPr>
-                <w:rFonts w:ascii="Times New Roman" w:hAnsi="Times New Roman" w:cs="Times New Roman"/>
-                <w:sz w:val="28"/>
-                <w:szCs w:val="28"/>
-              </w:rPr>
-              <w:t>2.2.3. Các phép biến đổi (SubBytes, ShiftRows)</w:t>
-            </w:r>
-          </w:p>
-        </w:tc>
-        <w:tc>
-          <w:tcPr>
-            <w:tcW w:w="0" w:type="auto"/>
-            <w:vAlign w:val="center"/>
-            <w:hideMark/>
-          </w:tcPr>
-          <w:p>
-            <w:pPr>
-              <w:spacing w:line="26" w:lineRule="atLeast"/>
-              <w:jc w:val="both"/>
-              <w:rPr>
-                <w:rFonts w:ascii="Times New Roman" w:hAnsi="Times New Roman" w:cs="Times New Roman"/>
-                <w:sz w:val="28"/>
-                <w:szCs w:val="28"/>
-              </w:rPr>
-            </w:pPr>
-          </w:p>
-        </w:tc>
-      </w:tr>
-      <w:tr>
-        <w:trPr>
-          <w:jc w:val="center"/>
-        </w:trPr>
-        <w:tc>
-          <w:tcPr>
-            <w:tcW w:w="0" w:type="auto"/>
-            <w:vAlign w:val="center"/>
-            <w:hideMark/>
-          </w:tcPr>
-          <w:p>
-            <w:pPr>
-              <w:spacing w:line="26" w:lineRule="atLeast"/>
-              <w:jc w:val="center"/>
-              <w:rPr>
-                <w:rFonts w:ascii="Times New Roman" w:hAnsi="Times New Roman" w:cs="Times New Roman"/>
-                <w:sz w:val="28"/>
-                <w:szCs w:val="28"/>
-              </w:rPr>
-            </w:pPr>
-            <w:r>
-              <w:rPr>
-                <w:rFonts w:ascii="Times New Roman" w:hAnsi="Times New Roman" w:cs="Times New Roman"/>
-                <w:b/>
-                <w:bCs/>
-                <w:sz w:val="28"/>
-                <w:szCs w:val="28"/>
-              </w:rPr>
-              <w:t>3</w:t>
-            </w:r>
-          </w:p>
-        </w:tc>
-        <w:tc>
-          <w:tcPr>
-            <w:tcW w:w="0" w:type="auto"/>
-            <w:vAlign w:val="center"/>
-            <w:hideMark/>
-          </w:tcPr>
-          <w:p>
-            <w:pPr>
-              <w:spacing w:line="26" w:lineRule="atLeast"/>
-              <w:jc w:val="both"/>
-              <w:rPr>
-                <w:rFonts w:ascii="Times New Roman" w:hAnsi="Times New Roman" w:cs="Times New Roman"/>
-                <w:sz w:val="28"/>
-                <w:szCs w:val="28"/>
-              </w:rPr>
-            </w:pPr>
-            <w:r>
-              <w:rPr>
-                <w:rFonts w:ascii="Times New Roman" w:hAnsi="Times New Roman" w:cs="Times New Roman"/>
-                <w:sz w:val="28"/>
-                <w:szCs w:val="28"/>
-              </w:rPr>
-              <w:t>Tiệp (Trưởng nhóm)</w:t>
-            </w:r>
-          </w:p>
-        </w:tc>
-        <w:tc>
-          <w:tcPr>
-            <w:tcW w:w="0" w:type="auto"/>
-            <w:vAlign w:val="center"/>
-            <w:hideMark/>
-          </w:tcPr>
-          <w:p>
-            <w:pPr>
-              <w:spacing w:line="26" w:lineRule="atLeast"/>
-              <w:jc w:val="both"/>
-              <w:rPr>
-                <w:rFonts w:ascii="Times New Roman" w:hAnsi="Times New Roman" w:cs="Times New Roman"/>
-                <w:sz w:val="28"/>
-                <w:szCs w:val="28"/>
-              </w:rPr>
-            </w:pPr>
-            <w:r>
-              <w:rPr>
-                <w:rFonts w:ascii="Times New Roman" w:hAnsi="Times New Roman" w:cs="Times New Roman"/>
-                <w:sz w:val="28"/>
-                <w:szCs w:val="28"/>
-              </w:rPr>
-              <w:t>2.3.2. Giới thiệu ngôn ngữ Java; Tổng hợp bài Tuần 3</w:t>
-            </w:r>
-          </w:p>
-        </w:tc>
-        <w:tc>
-          <w:tcPr>
-            <w:tcW w:w="0" w:type="auto"/>
-            <w:vAlign w:val="center"/>
-            <w:hideMark/>
-          </w:tcPr>
-          <w:p>
-            <w:pPr>
-              <w:spacing w:line="26" w:lineRule="atLeast"/>
-              <w:jc w:val="both"/>
-              <w:rPr>
-                <w:rFonts w:ascii="Times New Roman" w:hAnsi="Times New Roman" w:cs="Times New Roman"/>
-                <w:sz w:val="28"/>
-                <w:szCs w:val="28"/>
-              </w:rPr>
-            </w:pPr>
-          </w:p>
-        </w:tc>
-      </w:tr>
-      <w:tr>
-        <w:trPr>
-          <w:jc w:val="center"/>
-        </w:trPr>
-        <w:tc>
-          <w:tcPr>
-            <w:tcW w:w="0" w:type="auto"/>
-            <w:vAlign w:val="center"/>
-            <w:hideMark/>
-          </w:tcPr>
-          <w:p>
-            <w:pPr>
-              <w:spacing w:line="26" w:lineRule="atLeast"/>
-              <w:jc w:val="center"/>
-              <w:rPr>
-                <w:rFonts w:ascii="Times New Roman" w:hAnsi="Times New Roman" w:cs="Times New Roman"/>
-                <w:sz w:val="28"/>
-                <w:szCs w:val="28"/>
-              </w:rPr>
-            </w:pPr>
-            <w:r>
-              <w:rPr>
-                <w:rFonts w:ascii="Times New Roman" w:hAnsi="Times New Roman" w:cs="Times New Roman"/>
-                <w:b/>
-                <w:bCs/>
-                <w:sz w:val="28"/>
-                <w:szCs w:val="28"/>
-              </w:rPr>
-              <w:t>3</w:t>
-            </w:r>
-          </w:p>
-        </w:tc>
-        <w:tc>
-          <w:tcPr>
-            <w:tcW w:w="0" w:type="auto"/>
-            <w:vAlign w:val="center"/>
-            <w:hideMark/>
-          </w:tcPr>
-          <w:p>
-            <w:pPr>
-              <w:spacing w:line="26" w:lineRule="atLeast"/>
-              <w:jc w:val="both"/>
-              <w:rPr>
-                <w:rFonts w:ascii="Times New Roman" w:hAnsi="Times New Roman" w:cs="Times New Roman"/>
-                <w:sz w:val="28"/>
-                <w:szCs w:val="28"/>
-              </w:rPr>
-            </w:pPr>
-            <w:r>
-              <w:rPr>
-                <w:rFonts w:ascii="Times New Roman" w:hAnsi="Times New Roman" w:cs="Times New Roman"/>
-                <w:sz w:val="28"/>
-                <w:szCs w:val="28"/>
-              </w:rPr>
-              <w:t>Công</w:t>
-            </w:r>
-          </w:p>
-        </w:tc>
-        <w:tc>
-          <w:tcPr>
-            <w:tcW w:w="0" w:type="auto"/>
-            <w:vAlign w:val="center"/>
-            <w:hideMark/>
-          </w:tcPr>
-          <w:p>
-            <w:pPr>
-              <w:spacing w:line="26" w:lineRule="atLeast"/>
-              <w:jc w:val="both"/>
-              <w:rPr>
-                <w:rFonts w:ascii="Times New Roman" w:hAnsi="Times New Roman" w:cs="Times New Roman"/>
-                <w:sz w:val="28"/>
-                <w:szCs w:val="28"/>
-              </w:rPr>
-            </w:pPr>
-            <w:r>
-              <w:rPr>
-                <w:rFonts w:ascii="Times New Roman" w:hAnsi="Times New Roman" w:cs="Times New Roman"/>
-                <w:sz w:val="28"/>
-                <w:szCs w:val="28"/>
-              </w:rPr>
-              <w:t>2.2.3. Các phép biến đổi (MixColumns, AddRoundKey)</w:t>
-            </w:r>
-          </w:p>
-        </w:tc>
-        <w:tc>
-          <w:tcPr>
-            <w:tcW w:w="0" w:type="auto"/>
-            <w:vAlign w:val="center"/>
-            <w:hideMark/>
-          </w:tcPr>
-          <w:p>
-            <w:pPr>
-              <w:spacing w:line="26" w:lineRule="atLeast"/>
-              <w:jc w:val="both"/>
-              <w:rPr>
-                <w:rFonts w:ascii="Times New Roman" w:hAnsi="Times New Roman" w:cs="Times New Roman"/>
-                <w:sz w:val="28"/>
-                <w:szCs w:val="28"/>
-                <w:lang w:val="vi-VN"/>
-              </w:rPr>
-            </w:pPr>
-          </w:p>
-        </w:tc>
-      </w:tr>
-      <w:tr>
-        <w:trPr>
-          <w:jc w:val="center"/>
-        </w:trPr>
-        <w:tc>
-          <w:tcPr>
-            <w:tcW w:w="0" w:type="auto"/>
-            <w:vAlign w:val="center"/>
-            <w:hideMark/>
-          </w:tcPr>
-          <w:p>
-            <w:pPr>
-              <w:spacing w:line="26" w:lineRule="atLeast"/>
-              <w:jc w:val="center"/>
-              <w:rPr>
-                <w:rFonts w:ascii="Times New Roman" w:hAnsi="Times New Roman" w:cs="Times New Roman"/>
-                <w:sz w:val="28"/>
-                <w:szCs w:val="28"/>
-              </w:rPr>
-            </w:pPr>
-            <w:r>
-              <w:rPr>
-                <w:rFonts w:ascii="Times New Roman" w:hAnsi="Times New Roman" w:cs="Times New Roman"/>
-                <w:b/>
-                <w:bCs/>
-                <w:sz w:val="28"/>
-                <w:szCs w:val="28"/>
-              </w:rPr>
-              <w:t>3</w:t>
-            </w:r>
-          </w:p>
-        </w:tc>
-        <w:tc>
-          <w:tcPr>
-            <w:tcW w:w="0" w:type="auto"/>
-            <w:vAlign w:val="center"/>
-            <w:hideMark/>
-          </w:tcPr>
-          <w:p>
-            <w:pPr>
-              <w:spacing w:line="26" w:lineRule="atLeast"/>
-              <w:jc w:val="both"/>
-              <w:rPr>
-                <w:rFonts w:ascii="Times New Roman" w:hAnsi="Times New Roman" w:cs="Times New Roman"/>
-                <w:sz w:val="28"/>
-                <w:szCs w:val="28"/>
-              </w:rPr>
-            </w:pPr>
-            <w:r>
-              <w:rPr>
-                <w:rFonts w:ascii="Times New Roman" w:hAnsi="Times New Roman" w:cs="Times New Roman"/>
-                <w:sz w:val="28"/>
-                <w:szCs w:val="28"/>
-              </w:rPr>
-              <w:t>Hùng</w:t>
-            </w:r>
-          </w:p>
-        </w:tc>
-        <w:tc>
-          <w:tcPr>
-            <w:tcW w:w="0" w:type="auto"/>
-            <w:vAlign w:val="center"/>
-            <w:hideMark/>
-          </w:tcPr>
-          <w:p>
-            <w:pPr>
-              <w:spacing w:line="26" w:lineRule="atLeast"/>
-              <w:jc w:val="both"/>
-              <w:rPr>
-                <w:rFonts w:ascii="Times New Roman" w:hAnsi="Times New Roman" w:cs="Times New Roman"/>
-                <w:sz w:val="28"/>
-                <w:szCs w:val="28"/>
-              </w:rPr>
-            </w:pPr>
-            <w:r>
-              <w:rPr>
-                <w:rFonts w:ascii="Times New Roman" w:hAnsi="Times New Roman" w:cs="Times New Roman"/>
-                <w:sz w:val="28"/>
-                <w:szCs w:val="28"/>
-              </w:rPr>
-              <w:t>2.2.4. Quá trình sinh khóa mở rộng (Key Expansion)</w:t>
-            </w:r>
-          </w:p>
-        </w:tc>
-        <w:tc>
-          <w:tcPr>
-            <w:tcW w:w="0" w:type="auto"/>
-            <w:vAlign w:val="center"/>
-            <w:hideMark/>
-          </w:tcPr>
-          <w:p>
-            <w:pPr>
-              <w:spacing w:line="26" w:lineRule="atLeast"/>
-              <w:jc w:val="both"/>
-              <w:rPr>
-                <w:rFonts w:ascii="Times New Roman" w:hAnsi="Times New Roman" w:cs="Times New Roman"/>
-                <w:sz w:val="28"/>
-                <w:szCs w:val="28"/>
-              </w:rPr>
-            </w:pPr>
-          </w:p>
-        </w:tc>
-      </w:tr>
-      <w:tr>
-        <w:trPr>
-          <w:jc w:val="center"/>
-        </w:trPr>
-        <w:tc>
-          <w:tcPr>
-            <w:tcW w:w="0" w:type="auto"/>
-            <w:vAlign w:val="center"/>
-            <w:hideMark/>
-          </w:tcPr>
-          <w:p>
-            <w:pPr>
-              <w:spacing w:line="26" w:lineRule="atLeast"/>
-              <w:jc w:val="center"/>
-              <w:rPr>
-                <w:rFonts w:ascii="Times New Roman" w:hAnsi="Times New Roman" w:cs="Times New Roman"/>
-                <w:sz w:val="28"/>
-                <w:szCs w:val="28"/>
-              </w:rPr>
-            </w:pPr>
-            <w:r>
-              <w:rPr>
-                <w:rFonts w:ascii="Times New Roman" w:hAnsi="Times New Roman" w:cs="Times New Roman"/>
-                <w:b/>
-                <w:bCs/>
-                <w:sz w:val="28"/>
-                <w:szCs w:val="28"/>
-              </w:rPr>
-              <w:t>3</w:t>
-            </w:r>
-          </w:p>
-        </w:tc>
-        <w:tc>
-          <w:tcPr>
-            <w:tcW w:w="0" w:type="auto"/>
-            <w:vAlign w:val="center"/>
-            <w:hideMark/>
-          </w:tcPr>
-          <w:p>
-            <w:pPr>
-              <w:spacing w:line="26" w:lineRule="atLeast"/>
-              <w:jc w:val="both"/>
-              <w:rPr>
-                <w:rFonts w:ascii="Times New Roman" w:hAnsi="Times New Roman" w:cs="Times New Roman"/>
-                <w:sz w:val="28"/>
-                <w:szCs w:val="28"/>
-              </w:rPr>
-            </w:pPr>
-            <w:r>
-              <w:rPr>
-                <w:rFonts w:ascii="Times New Roman" w:hAnsi="Times New Roman" w:cs="Times New Roman"/>
-                <w:sz w:val="28"/>
-                <w:szCs w:val="28"/>
-              </w:rPr>
-              <w:t>Minh</w:t>
-            </w:r>
-          </w:p>
-        </w:tc>
-        <w:tc>
-          <w:tcPr>
-            <w:tcW w:w="0" w:type="auto"/>
-            <w:vAlign w:val="center"/>
-            <w:hideMark/>
-          </w:tcPr>
-          <w:p>
-            <w:pPr>
-              <w:spacing w:line="26" w:lineRule="atLeast"/>
-              <w:jc w:val="both"/>
-              <w:rPr>
-                <w:rFonts w:ascii="Times New Roman" w:hAnsi="Times New Roman" w:cs="Times New Roman"/>
-                <w:sz w:val="28"/>
-                <w:szCs w:val="28"/>
-              </w:rPr>
-            </w:pPr>
-            <w:r>
-              <w:rPr>
-                <w:rFonts w:ascii="Times New Roman" w:hAnsi="Times New Roman" w:cs="Times New Roman"/>
-                <w:sz w:val="28"/>
-                <w:szCs w:val="28"/>
-              </w:rPr>
-              <w:t>2.2.5. Đánh giá độ an toàn và Ưu/nhược điểm của AES</w:t>
-            </w:r>
-          </w:p>
-        </w:tc>
-        <w:tc>
-          <w:tcPr>
-            <w:tcW w:w="0" w:type="auto"/>
-            <w:vAlign w:val="center"/>
-            <w:hideMark/>
-          </w:tcPr>
-          <w:p>
-            <w:pPr>
-              <w:spacing w:line="26" w:lineRule="atLeast"/>
-              <w:jc w:val="both"/>
-              <w:rPr>
-                <w:rFonts w:ascii="Times New Roman" w:hAnsi="Times New Roman" w:cs="Times New Roman"/>
-                <w:sz w:val="28"/>
-                <w:szCs w:val="28"/>
-              </w:rPr>
-            </w:pPr>
-          </w:p>
-        </w:tc>
-      </w:tr>
-      <w:tr>
-        <w:trPr>
-          <w:jc w:val="center"/>
-        </w:trPr>
-        <w:tc>
-          <w:tcPr>
-            <w:tcW w:w="0" w:type="auto"/>
-            <w:vAlign w:val="center"/>
-            <w:hideMark/>
-          </w:tcPr>
-          <w:p>
-            <w:pPr>
-              <w:spacing w:line="26" w:lineRule="atLeast"/>
-              <w:jc w:val="center"/>
-              <w:rPr>
-                <w:rFonts w:ascii="Times New Roman" w:hAnsi="Times New Roman" w:cs="Times New Roman"/>
-                <w:sz w:val="28"/>
-                <w:szCs w:val="28"/>
-              </w:rPr>
-            </w:pPr>
-            <w:r>
-              <w:rPr>
-                <w:rFonts w:ascii="Times New Roman" w:hAnsi="Times New Roman" w:cs="Times New Roman"/>
-                <w:b/>
-                <w:bCs/>
-                <w:sz w:val="28"/>
-                <w:szCs w:val="28"/>
-              </w:rPr>
-              <w:t>3</w:t>
-            </w:r>
-          </w:p>
-        </w:tc>
-        <w:tc>
-          <w:tcPr>
-            <w:tcW w:w="0" w:type="auto"/>
-            <w:vAlign w:val="center"/>
-            <w:hideMark/>
-          </w:tcPr>
-          <w:p>
-            <w:pPr>
-              <w:spacing w:line="26" w:lineRule="atLeast"/>
-              <w:jc w:val="both"/>
-              <w:rPr>
-                <w:rFonts w:ascii="Times New Roman" w:hAnsi="Times New Roman" w:cs="Times New Roman"/>
-                <w:sz w:val="28"/>
-                <w:szCs w:val="28"/>
-              </w:rPr>
-            </w:pPr>
-            <w:r>
-              <w:rPr>
-                <w:rFonts w:ascii="Times New Roman" w:hAnsi="Times New Roman" w:cs="Times New Roman"/>
-                <w:sz w:val="28"/>
-                <w:szCs w:val="28"/>
-              </w:rPr>
-              <w:t>Tiến</w:t>
-            </w:r>
-          </w:p>
-        </w:tc>
-        <w:tc>
-          <w:tcPr>
-            <w:tcW w:w="0" w:type="auto"/>
-            <w:vAlign w:val="center"/>
-            <w:hideMark/>
-          </w:tcPr>
-          <w:p>
-            <w:pPr>
-              <w:spacing w:line="26" w:lineRule="atLeast"/>
-              <w:jc w:val="both"/>
-              <w:rPr>
-                <w:rFonts w:ascii="Times New Roman" w:hAnsi="Times New Roman" w:cs="Times New Roman"/>
-                <w:sz w:val="28"/>
-                <w:szCs w:val="28"/>
-              </w:rPr>
-            </w:pPr>
-            <w:r>
-              <w:rPr>
-                <w:rFonts w:ascii="Times New Roman" w:hAnsi="Times New Roman" w:cs="Times New Roman"/>
-                <w:sz w:val="28"/>
-                <w:szCs w:val="28"/>
-              </w:rPr>
-              <w:t>2.3.1. Thiết kế kịch bản; 2.3.2. Giới thiệu C++</w:t>
-            </w:r>
-          </w:p>
-        </w:tc>
-        <w:tc>
-          <w:tcPr>
-            <w:tcW w:w="0" w:type="auto"/>
-            <w:vAlign w:val="center"/>
-            <w:hideMark/>
-          </w:tcPr>
-          <w:p>
-            <w:pPr>
-              <w:spacing w:line="26" w:lineRule="atLeast"/>
-              <w:jc w:val="both"/>
-              <w:rPr>
-                <w:rFonts w:ascii="Times New Roman" w:hAnsi="Times New Roman" w:cs="Times New Roman"/>
-                <w:sz w:val="28"/>
-                <w:szCs w:val="28"/>
-              </w:rPr>
-            </w:pPr>
-          </w:p>
-        </w:tc>
-      </w:tr>
-      <w:tr>
-        <w:trPr>
-          <w:jc w:val="center"/>
-        </w:trPr>
-        <w:tc>
-          <w:tcPr>
-            <w:tcW w:w="0" w:type="auto"/>
-            <w:vAlign w:val="center"/>
-            <w:hideMark/>
-          </w:tcPr>
-          <w:p>
-            <w:pPr>
-              <w:spacing w:line="26" w:lineRule="atLeast"/>
-              <w:jc w:val="center"/>
-              <w:rPr>
-                <w:rFonts w:ascii="Times New Roman" w:hAnsi="Times New Roman" w:cs="Times New Roman"/>
-                <w:sz w:val="28"/>
-                <w:szCs w:val="28"/>
-              </w:rPr>
-            </w:pPr>
-            <w:r>
-              <w:rPr>
-                <w:rFonts w:ascii="Times New Roman" w:hAnsi="Times New Roman" w:cs="Times New Roman"/>
-                <w:b/>
-                <w:bCs/>
-                <w:sz w:val="28"/>
-                <w:szCs w:val="28"/>
-              </w:rPr>
-              <w:t>4</w:t>
-            </w:r>
-          </w:p>
-        </w:tc>
-        <w:tc>
-          <w:tcPr>
-            <w:tcW w:w="0" w:type="auto"/>
-            <w:vAlign w:val="center"/>
-            <w:hideMark/>
-          </w:tcPr>
-          <w:p>
-            <w:pPr>
-              <w:spacing w:line="26" w:lineRule="atLeast"/>
-              <w:jc w:val="both"/>
-              <w:rPr>
-                <w:rFonts w:ascii="Times New Roman" w:hAnsi="Times New Roman" w:cs="Times New Roman"/>
-                <w:sz w:val="28"/>
-                <w:szCs w:val="28"/>
-              </w:rPr>
-            </w:pPr>
-            <w:r>
-              <w:rPr>
-                <w:rFonts w:ascii="Times New Roman" w:hAnsi="Times New Roman" w:cs="Times New Roman"/>
-                <w:sz w:val="28"/>
-                <w:szCs w:val="28"/>
-              </w:rPr>
-              <w:t>Tiệp (Trưởng nhóm)</w:t>
-            </w:r>
-          </w:p>
-        </w:tc>
-        <w:tc>
-          <w:tcPr>
-            <w:tcW w:w="0" w:type="auto"/>
-            <w:vAlign w:val="center"/>
-            <w:hideMark/>
-          </w:tcPr>
-          <w:p>
-            <w:pPr>
-              <w:spacing w:line="26" w:lineRule="atLeast"/>
-              <w:jc w:val="both"/>
-              <w:rPr>
-                <w:rFonts w:ascii="Times New Roman" w:hAnsi="Times New Roman" w:cs="Times New Roman"/>
-                <w:sz w:val="28"/>
-                <w:szCs w:val="28"/>
-              </w:rPr>
-            </w:pPr>
-            <w:r>
-              <w:rPr>
-                <w:rFonts w:ascii="Times New Roman" w:hAnsi="Times New Roman" w:cs="Times New Roman"/>
-                <w:sz w:val="28"/>
-                <w:szCs w:val="28"/>
-              </w:rPr>
-              <w:t>2.3.3. Lập trình bản Java; Tổng hợp mã nguồn Tuần 4</w:t>
-            </w:r>
-          </w:p>
-        </w:tc>
-        <w:tc>
-          <w:tcPr>
-            <w:tcW w:w="0" w:type="auto"/>
-            <w:vAlign w:val="center"/>
-            <w:hideMark/>
-          </w:tcPr>
-          <w:p>
-            <w:pPr>
-              <w:spacing w:line="26" w:lineRule="atLeast"/>
-              <w:jc w:val="both"/>
-              <w:rPr>
-                <w:rFonts w:ascii="Times New Roman" w:hAnsi="Times New Roman" w:cs="Times New Roman"/>
-                <w:sz w:val="28"/>
-                <w:szCs w:val="28"/>
-              </w:rPr>
-            </w:pPr>
-          </w:p>
-        </w:tc>
-      </w:tr>
-      <w:tr>
-        <w:trPr>
-          <w:jc w:val="center"/>
-        </w:trPr>
-        <w:tc>
-          <w:tcPr>
-            <w:tcW w:w="0" w:type="auto"/>
-            <w:vAlign w:val="center"/>
-            <w:hideMark/>
-          </w:tcPr>
-          <w:p>
-            <w:pPr>
-              <w:spacing w:line="26" w:lineRule="atLeast"/>
-              <w:jc w:val="center"/>
-              <w:rPr>
-                <w:rFonts w:ascii="Times New Roman" w:hAnsi="Times New Roman" w:cs="Times New Roman"/>
-                <w:sz w:val="28"/>
-                <w:szCs w:val="28"/>
-              </w:rPr>
-            </w:pPr>
-            <w:r>
-              <w:rPr>
-                <w:rFonts w:ascii="Times New Roman" w:hAnsi="Times New Roman" w:cs="Times New Roman"/>
-                <w:b/>
-                <w:bCs/>
-                <w:sz w:val="28"/>
-                <w:szCs w:val="28"/>
-              </w:rPr>
-              <w:t>4</w:t>
-            </w:r>
-          </w:p>
-        </w:tc>
-        <w:tc>
-          <w:tcPr>
-            <w:tcW w:w="0" w:type="auto"/>
-            <w:vAlign w:val="center"/>
-            <w:hideMark/>
-          </w:tcPr>
-          <w:p>
-            <w:pPr>
-              <w:spacing w:line="26" w:lineRule="atLeast"/>
-              <w:jc w:val="both"/>
-              <w:rPr>
-                <w:rFonts w:ascii="Times New Roman" w:hAnsi="Times New Roman" w:cs="Times New Roman"/>
-                <w:sz w:val="28"/>
-                <w:szCs w:val="28"/>
-              </w:rPr>
-            </w:pPr>
-            <w:r>
-              <w:rPr>
-                <w:rFonts w:ascii="Times New Roman" w:hAnsi="Times New Roman" w:cs="Times New Roman"/>
-                <w:sz w:val="28"/>
-                <w:szCs w:val="28"/>
-              </w:rPr>
-              <w:t>Công</w:t>
-            </w:r>
-          </w:p>
-        </w:tc>
-        <w:tc>
-          <w:tcPr>
-            <w:tcW w:w="0" w:type="auto"/>
-            <w:vAlign w:val="center"/>
-            <w:hideMark/>
-          </w:tcPr>
-          <w:p>
-            <w:pPr>
-              <w:spacing w:line="26" w:lineRule="atLeast"/>
-              <w:jc w:val="both"/>
-              <w:rPr>
-                <w:rFonts w:ascii="Times New Roman" w:hAnsi="Times New Roman" w:cs="Times New Roman"/>
-                <w:sz w:val="28"/>
-                <w:szCs w:val="28"/>
-              </w:rPr>
-            </w:pPr>
-            <w:r>
-              <w:rPr>
-                <w:rFonts w:ascii="Times New Roman" w:hAnsi="Times New Roman" w:cs="Times New Roman"/>
-                <w:sz w:val="28"/>
-                <w:szCs w:val="28"/>
-              </w:rPr>
-              <w:t>2.3.3. Lập trình mã hóa C++</w:t>
-            </w:r>
-          </w:p>
-        </w:tc>
-        <w:tc>
-          <w:tcPr>
-            <w:tcW w:w="0" w:type="auto"/>
-            <w:vAlign w:val="center"/>
-            <w:hideMark/>
-          </w:tcPr>
-          <w:p>
-            <w:pPr>
-              <w:spacing w:line="26" w:lineRule="atLeast"/>
-              <w:jc w:val="both"/>
-              <w:rPr>
-                <w:rFonts w:ascii="Times New Roman" w:hAnsi="Times New Roman" w:cs="Times New Roman"/>
-                <w:sz w:val="28"/>
-                <w:szCs w:val="28"/>
-              </w:rPr>
-            </w:pPr>
-          </w:p>
-        </w:tc>
-      </w:tr>
-      <w:tr>
-        <w:trPr>
-          <w:jc w:val="center"/>
-        </w:trPr>
-        <w:tc>
-          <w:tcPr>
-            <w:tcW w:w="0" w:type="auto"/>
-            <w:vAlign w:val="center"/>
-            <w:hideMark/>
-          </w:tcPr>
-          <w:p>
-            <w:pPr>
-              <w:spacing w:line="26" w:lineRule="atLeast"/>
-              <w:jc w:val="center"/>
-              <w:rPr>
-                <w:rFonts w:ascii="Times New Roman" w:hAnsi="Times New Roman" w:cs="Times New Roman"/>
-                <w:sz w:val="28"/>
-                <w:szCs w:val="28"/>
-              </w:rPr>
-            </w:pPr>
-            <w:r>
-              <w:rPr>
-                <w:rFonts w:ascii="Times New Roman" w:hAnsi="Times New Roman" w:cs="Times New Roman"/>
-                <w:b/>
-                <w:bCs/>
-                <w:sz w:val="28"/>
-                <w:szCs w:val="28"/>
-              </w:rPr>
-              <w:t>4</w:t>
-            </w:r>
-          </w:p>
-        </w:tc>
-        <w:tc>
-          <w:tcPr>
-            <w:tcW w:w="0" w:type="auto"/>
-            <w:vAlign w:val="center"/>
-            <w:hideMark/>
-          </w:tcPr>
-          <w:p>
-            <w:pPr>
-              <w:spacing w:line="26" w:lineRule="atLeast"/>
-              <w:jc w:val="both"/>
-              <w:rPr>
-                <w:rFonts w:ascii="Times New Roman" w:hAnsi="Times New Roman" w:cs="Times New Roman"/>
-                <w:sz w:val="28"/>
-                <w:szCs w:val="28"/>
-              </w:rPr>
-            </w:pPr>
-            <w:r>
-              <w:rPr>
-                <w:rFonts w:ascii="Times New Roman" w:hAnsi="Times New Roman" w:cs="Times New Roman"/>
-                <w:sz w:val="28"/>
-                <w:szCs w:val="28"/>
-              </w:rPr>
-              <w:t>Hùng</w:t>
-            </w:r>
-          </w:p>
-        </w:tc>
-        <w:tc>
-          <w:tcPr>
-            <w:tcW w:w="0" w:type="auto"/>
-            <w:vAlign w:val="center"/>
-            <w:hideMark/>
-          </w:tcPr>
-          <w:p>
-            <w:pPr>
-              <w:spacing w:line="26" w:lineRule="atLeast"/>
-              <w:jc w:val="both"/>
-              <w:rPr>
-                <w:rFonts w:ascii="Times New Roman" w:hAnsi="Times New Roman" w:cs="Times New Roman"/>
-                <w:sz w:val="28"/>
-                <w:szCs w:val="28"/>
-              </w:rPr>
-            </w:pPr>
-            <w:r>
-              <w:rPr>
-                <w:rFonts w:ascii="Times New Roman" w:hAnsi="Times New Roman" w:cs="Times New Roman"/>
-                <w:sz w:val="28"/>
-                <w:szCs w:val="28"/>
-              </w:rPr>
-              <w:t>2.3.3. Lập trình giải mã C++</w:t>
-            </w:r>
-          </w:p>
-        </w:tc>
-        <w:tc>
-          <w:tcPr>
-            <w:tcW w:w="0" w:type="auto"/>
-            <w:vAlign w:val="center"/>
-            <w:hideMark/>
-          </w:tcPr>
-          <w:p>
-            <w:pPr>
-              <w:spacing w:line="26" w:lineRule="atLeast"/>
-              <w:jc w:val="both"/>
-              <w:rPr>
-                <w:rFonts w:ascii="Times New Roman" w:hAnsi="Times New Roman" w:cs="Times New Roman"/>
-                <w:sz w:val="28"/>
-                <w:szCs w:val="28"/>
-              </w:rPr>
-            </w:pPr>
-          </w:p>
-        </w:tc>
-      </w:tr>
-      <w:tr>
-        <w:trPr>
-          <w:jc w:val="center"/>
-        </w:trPr>
-        <w:tc>
-          <w:tcPr>
-            <w:tcW w:w="0" w:type="auto"/>
-            <w:vAlign w:val="center"/>
-            <w:hideMark/>
-          </w:tcPr>
-          <w:p>
-            <w:pPr>
-              <w:spacing w:line="26" w:lineRule="atLeast"/>
-              <w:jc w:val="center"/>
-              <w:rPr>
-                <w:rFonts w:ascii="Times New Roman" w:hAnsi="Times New Roman" w:cs="Times New Roman"/>
-                <w:sz w:val="28"/>
-                <w:szCs w:val="28"/>
-              </w:rPr>
-            </w:pPr>
-            <w:r>
-              <w:rPr>
-                <w:rFonts w:ascii="Times New Roman" w:hAnsi="Times New Roman" w:cs="Times New Roman"/>
-                <w:b/>
-                <w:bCs/>
-                <w:sz w:val="28"/>
-                <w:szCs w:val="28"/>
-              </w:rPr>
-              <w:t>4</w:t>
-            </w:r>
-          </w:p>
-        </w:tc>
-        <w:tc>
-          <w:tcPr>
-            <w:tcW w:w="0" w:type="auto"/>
-            <w:vAlign w:val="center"/>
-            <w:hideMark/>
-          </w:tcPr>
-          <w:p>
-            <w:pPr>
-              <w:spacing w:line="26" w:lineRule="atLeast"/>
-              <w:jc w:val="both"/>
-              <w:rPr>
-                <w:rFonts w:ascii="Times New Roman" w:hAnsi="Times New Roman" w:cs="Times New Roman"/>
-                <w:sz w:val="28"/>
-                <w:szCs w:val="28"/>
-              </w:rPr>
-            </w:pPr>
-            <w:r>
-              <w:rPr>
-                <w:rFonts w:ascii="Times New Roman" w:hAnsi="Times New Roman" w:cs="Times New Roman"/>
-                <w:sz w:val="28"/>
-                <w:szCs w:val="28"/>
-              </w:rPr>
-              <w:t>Minh</w:t>
-            </w:r>
-          </w:p>
-        </w:tc>
-        <w:tc>
-          <w:tcPr>
-            <w:tcW w:w="0" w:type="auto"/>
-            <w:vAlign w:val="center"/>
-            <w:hideMark/>
-          </w:tcPr>
-          <w:p>
-            <w:pPr>
-              <w:spacing w:line="26" w:lineRule="atLeast"/>
-              <w:jc w:val="both"/>
-              <w:rPr>
-                <w:rFonts w:ascii="Times New Roman" w:hAnsi="Times New Roman" w:cs="Times New Roman"/>
-                <w:sz w:val="28"/>
-                <w:szCs w:val="28"/>
-              </w:rPr>
-            </w:pPr>
-            <w:r>
-              <w:rPr>
-                <w:rFonts w:ascii="Times New Roman" w:hAnsi="Times New Roman" w:cs="Times New Roman"/>
-                <w:sz w:val="28"/>
-                <w:szCs w:val="28"/>
-              </w:rPr>
-              <w:t>2.3.3. Thiết kế giao diện C++</w:t>
-            </w:r>
-          </w:p>
-        </w:tc>
-        <w:tc>
-          <w:tcPr>
-            <w:tcW w:w="0" w:type="auto"/>
-            <w:vAlign w:val="center"/>
-            <w:hideMark/>
-          </w:tcPr>
-          <w:p>
-            <w:pPr>
-              <w:spacing w:line="26" w:lineRule="atLeast"/>
-              <w:jc w:val="both"/>
-              <w:rPr>
-                <w:rFonts w:ascii="Times New Roman" w:hAnsi="Times New Roman" w:cs="Times New Roman"/>
-                <w:sz w:val="28"/>
-                <w:szCs w:val="28"/>
-              </w:rPr>
-            </w:pPr>
-          </w:p>
-        </w:tc>
-      </w:tr>
-      <w:tr>
-        <w:trPr>
-          <w:jc w:val="center"/>
-        </w:trPr>
-        <w:tc>
-          <w:tcPr>
-            <w:tcW w:w="0" w:type="auto"/>
-            <w:vAlign w:val="center"/>
-            <w:hideMark/>
-          </w:tcPr>
-          <w:p>
-            <w:pPr>
-              <w:spacing w:line="26" w:lineRule="atLeast"/>
-              <w:jc w:val="center"/>
-              <w:rPr>
-                <w:rFonts w:ascii="Times New Roman" w:hAnsi="Times New Roman" w:cs="Times New Roman"/>
-                <w:sz w:val="28"/>
-                <w:szCs w:val="28"/>
-              </w:rPr>
-            </w:pPr>
-            <w:r>
-              <w:rPr>
-                <w:rFonts w:ascii="Times New Roman" w:hAnsi="Times New Roman" w:cs="Times New Roman"/>
-                <w:b/>
-                <w:bCs/>
-                <w:sz w:val="28"/>
-                <w:szCs w:val="28"/>
-              </w:rPr>
-              <w:t>4</w:t>
-            </w:r>
-          </w:p>
-        </w:tc>
-        <w:tc>
-          <w:tcPr>
-            <w:tcW w:w="0" w:type="auto"/>
-            <w:vAlign w:val="center"/>
-            <w:hideMark/>
-          </w:tcPr>
-          <w:p>
-            <w:pPr>
-              <w:spacing w:line="26" w:lineRule="atLeast"/>
-              <w:jc w:val="both"/>
-              <w:rPr>
-                <w:rFonts w:ascii="Times New Roman" w:hAnsi="Times New Roman" w:cs="Times New Roman"/>
-                <w:sz w:val="28"/>
-                <w:szCs w:val="28"/>
-              </w:rPr>
-            </w:pPr>
-            <w:r>
-              <w:rPr>
-                <w:rFonts w:ascii="Times New Roman" w:hAnsi="Times New Roman" w:cs="Times New Roman"/>
-                <w:sz w:val="28"/>
-                <w:szCs w:val="28"/>
-              </w:rPr>
-              <w:t>Tiến</w:t>
-            </w:r>
-          </w:p>
-        </w:tc>
-        <w:tc>
-          <w:tcPr>
-            <w:tcW w:w="0" w:type="auto"/>
-            <w:vAlign w:val="center"/>
-            <w:hideMark/>
-          </w:tcPr>
-          <w:p>
-            <w:pPr>
-              <w:spacing w:line="26" w:lineRule="atLeast"/>
-              <w:jc w:val="both"/>
-              <w:rPr>
-                <w:rFonts w:ascii="Times New Roman" w:hAnsi="Times New Roman" w:cs="Times New Roman"/>
-                <w:sz w:val="28"/>
-                <w:szCs w:val="28"/>
-              </w:rPr>
-            </w:pPr>
-            <w:r>
-              <w:rPr>
-                <w:rFonts w:ascii="Times New Roman" w:hAnsi="Times New Roman" w:cs="Times New Roman"/>
-                <w:sz w:val="28"/>
-                <w:szCs w:val="28"/>
-              </w:rPr>
-              <w:t>Kiểm thử toàn bộ hệ thống</w:t>
-            </w:r>
-          </w:p>
-        </w:tc>
-        <w:tc>
-          <w:tcPr>
-            <w:tcW w:w="0" w:type="auto"/>
-            <w:vAlign w:val="center"/>
-            <w:hideMark/>
-          </w:tcPr>
-          <w:p>
-            <w:pPr>
-              <w:spacing w:line="26" w:lineRule="atLeast"/>
-              <w:jc w:val="both"/>
-              <w:rPr>
-                <w:rFonts w:ascii="Times New Roman" w:hAnsi="Times New Roman" w:cs="Times New Roman"/>
-                <w:sz w:val="28"/>
-                <w:szCs w:val="28"/>
-              </w:rPr>
-            </w:pPr>
-          </w:p>
-        </w:tc>
-      </w:tr>
-      <w:tr>
-        <w:trPr>
-          <w:jc w:val="center"/>
-        </w:trPr>
-        <w:tc>
-          <w:tcPr>
-            <w:tcW w:w="0" w:type="auto"/>
-            <w:vAlign w:val="center"/>
-            <w:hideMark/>
-          </w:tcPr>
-          <w:p>
-            <w:pPr>
-              <w:spacing w:line="26" w:lineRule="atLeast"/>
-              <w:jc w:val="center"/>
-              <w:rPr>
-                <w:rFonts w:ascii="Times New Roman" w:hAnsi="Times New Roman" w:cs="Times New Roman"/>
-                <w:sz w:val="28"/>
-                <w:szCs w:val="28"/>
-              </w:rPr>
-            </w:pPr>
-            <w:r>
-              <w:rPr>
-                <w:rFonts w:ascii="Times New Roman" w:hAnsi="Times New Roman" w:cs="Times New Roman"/>
-                <w:b/>
-                <w:bCs/>
-                <w:sz w:val="28"/>
-                <w:szCs w:val="28"/>
-              </w:rPr>
-              <w:lastRenderedPageBreak/>
-              <w:t>5</w:t>
-            </w:r>
-          </w:p>
-        </w:tc>
-        <w:tc>
-          <w:tcPr>
-            <w:tcW w:w="0" w:type="auto"/>
-            <w:vAlign w:val="center"/>
-            <w:hideMark/>
-          </w:tcPr>
-          <w:p>
-            <w:pPr>
-              <w:spacing w:line="26" w:lineRule="atLeast"/>
-              <w:jc w:val="both"/>
-              <w:rPr>
-                <w:rFonts w:ascii="Times New Roman" w:hAnsi="Times New Roman" w:cs="Times New Roman"/>
-                <w:sz w:val="28"/>
-                <w:szCs w:val="28"/>
-              </w:rPr>
-            </w:pPr>
-            <w:r>
-              <w:rPr>
-                <w:rFonts w:ascii="Times New Roman" w:hAnsi="Times New Roman" w:cs="Times New Roman"/>
-                <w:sz w:val="28"/>
-                <w:szCs w:val="28"/>
-              </w:rPr>
-              <w:t>Tiệp (Trưởng nhóm)</w:t>
-            </w:r>
-          </w:p>
-        </w:tc>
-        <w:tc>
-          <w:tcPr>
-            <w:tcW w:w="0" w:type="auto"/>
-            <w:vAlign w:val="center"/>
-            <w:hideMark/>
-          </w:tcPr>
-          <w:p>
-            <w:pPr>
-              <w:spacing w:line="26" w:lineRule="atLeast"/>
-              <w:jc w:val="both"/>
-              <w:rPr>
-                <w:rFonts w:ascii="Times New Roman" w:hAnsi="Times New Roman" w:cs="Times New Roman"/>
-                <w:sz w:val="28"/>
-                <w:szCs w:val="28"/>
-              </w:rPr>
-            </w:pPr>
-            <w:r>
-              <w:rPr>
-                <w:rFonts w:ascii="Times New Roman" w:hAnsi="Times New Roman" w:cs="Times New Roman"/>
-                <w:sz w:val="28"/>
-                <w:szCs w:val="28"/>
-              </w:rPr>
-              <w:t>3.1. Kiến thức kỹ năng; Tổng hợp, căn chỉnh File Word</w:t>
-            </w:r>
-          </w:p>
-        </w:tc>
-        <w:tc>
-          <w:tcPr>
-            <w:tcW w:w="0" w:type="auto"/>
-            <w:vAlign w:val="center"/>
-            <w:hideMark/>
-          </w:tcPr>
-          <w:p>
-            <w:pPr>
-              <w:spacing w:line="26" w:lineRule="atLeast"/>
-              <w:jc w:val="both"/>
-              <w:rPr>
-                <w:rFonts w:ascii="Times New Roman" w:hAnsi="Times New Roman" w:cs="Times New Roman"/>
-                <w:sz w:val="28"/>
-                <w:szCs w:val="28"/>
-              </w:rPr>
-            </w:pPr>
-          </w:p>
-        </w:tc>
-      </w:tr>
-      <w:tr>
-        <w:trPr>
-          <w:jc w:val="center"/>
-        </w:trPr>
-        <w:tc>
-          <w:tcPr>
-            <w:tcW w:w="0" w:type="auto"/>
-            <w:vAlign w:val="center"/>
-            <w:hideMark/>
-          </w:tcPr>
-          <w:p>
-            <w:pPr>
-              <w:spacing w:line="26" w:lineRule="atLeast"/>
-              <w:jc w:val="center"/>
-              <w:rPr>
-                <w:rFonts w:ascii="Times New Roman" w:hAnsi="Times New Roman" w:cs="Times New Roman"/>
-                <w:sz w:val="28"/>
-                <w:szCs w:val="28"/>
-              </w:rPr>
-            </w:pPr>
-            <w:r>
-              <w:rPr>
-                <w:rFonts w:ascii="Times New Roman" w:hAnsi="Times New Roman" w:cs="Times New Roman"/>
-                <w:b/>
-                <w:bCs/>
-                <w:sz w:val="28"/>
-                <w:szCs w:val="28"/>
-              </w:rPr>
-              <w:t>5</w:t>
-            </w:r>
-          </w:p>
-        </w:tc>
-        <w:tc>
-          <w:tcPr>
-            <w:tcW w:w="0" w:type="auto"/>
-            <w:vAlign w:val="center"/>
-            <w:hideMark/>
-          </w:tcPr>
-          <w:p>
-            <w:pPr>
-              <w:spacing w:line="26" w:lineRule="atLeast"/>
-              <w:jc w:val="both"/>
-              <w:rPr>
-                <w:rFonts w:ascii="Times New Roman" w:hAnsi="Times New Roman" w:cs="Times New Roman"/>
-                <w:sz w:val="28"/>
-                <w:szCs w:val="28"/>
-              </w:rPr>
-            </w:pPr>
-            <w:r>
-              <w:rPr>
-                <w:rFonts w:ascii="Times New Roman" w:hAnsi="Times New Roman" w:cs="Times New Roman"/>
-                <w:sz w:val="28"/>
-                <w:szCs w:val="28"/>
-              </w:rPr>
-              <w:t>Công</w:t>
-            </w:r>
-          </w:p>
-        </w:tc>
-        <w:tc>
-          <w:tcPr>
-            <w:tcW w:w="0" w:type="auto"/>
-            <w:vAlign w:val="center"/>
-            <w:hideMark/>
-          </w:tcPr>
-          <w:p>
-            <w:pPr>
-              <w:spacing w:line="26" w:lineRule="atLeast"/>
-              <w:jc w:val="both"/>
-              <w:rPr>
-                <w:rFonts w:ascii="Times New Roman" w:hAnsi="Times New Roman" w:cs="Times New Roman"/>
-                <w:sz w:val="28"/>
-                <w:szCs w:val="28"/>
-              </w:rPr>
-            </w:pPr>
-            <w:r>
-              <w:rPr>
-                <w:rFonts w:ascii="Times New Roman" w:hAnsi="Times New Roman" w:cs="Times New Roman"/>
-                <w:sz w:val="28"/>
-                <w:szCs w:val="28"/>
-              </w:rPr>
-              <w:t>3.2. Bài học kinh nghiệm</w:t>
-            </w:r>
-          </w:p>
-        </w:tc>
-        <w:tc>
-          <w:tcPr>
-            <w:tcW w:w="0" w:type="auto"/>
-            <w:vAlign w:val="center"/>
-            <w:hideMark/>
-          </w:tcPr>
-          <w:p>
-            <w:pPr>
-              <w:spacing w:line="26" w:lineRule="atLeast"/>
-              <w:jc w:val="both"/>
-              <w:rPr>
-                <w:rFonts w:ascii="Times New Roman" w:hAnsi="Times New Roman" w:cs="Times New Roman"/>
-                <w:sz w:val="28"/>
-                <w:szCs w:val="28"/>
-              </w:rPr>
-            </w:pPr>
-          </w:p>
-        </w:tc>
-      </w:tr>
-      <w:tr>
-        <w:trPr>
-          <w:jc w:val="center"/>
-        </w:trPr>
-        <w:tc>
-          <w:tcPr>
-            <w:tcW w:w="0" w:type="auto"/>
-            <w:vAlign w:val="center"/>
-            <w:hideMark/>
-          </w:tcPr>
-          <w:p>
-            <w:pPr>
-              <w:spacing w:line="26" w:lineRule="atLeast"/>
-              <w:jc w:val="center"/>
-              <w:rPr>
-                <w:rFonts w:ascii="Times New Roman" w:hAnsi="Times New Roman" w:cs="Times New Roman"/>
-                <w:sz w:val="28"/>
-                <w:szCs w:val="28"/>
-              </w:rPr>
-            </w:pPr>
-            <w:r>
-              <w:rPr>
-                <w:rFonts w:ascii="Times New Roman" w:hAnsi="Times New Roman" w:cs="Times New Roman"/>
-                <w:b/>
-                <w:bCs/>
-                <w:sz w:val="28"/>
-                <w:szCs w:val="28"/>
-              </w:rPr>
-              <w:t>5</w:t>
-            </w:r>
-          </w:p>
-        </w:tc>
-        <w:tc>
-          <w:tcPr>
-            <w:tcW w:w="0" w:type="auto"/>
-            <w:vAlign w:val="center"/>
-            <w:hideMark/>
-          </w:tcPr>
-          <w:p>
-            <w:pPr>
-              <w:spacing w:line="26" w:lineRule="atLeast"/>
-              <w:jc w:val="both"/>
-              <w:rPr>
-                <w:rFonts w:ascii="Times New Roman" w:hAnsi="Times New Roman" w:cs="Times New Roman"/>
-                <w:sz w:val="28"/>
-                <w:szCs w:val="28"/>
-              </w:rPr>
-            </w:pPr>
-            <w:r>
-              <w:rPr>
-                <w:rFonts w:ascii="Times New Roman" w:hAnsi="Times New Roman" w:cs="Times New Roman"/>
-                <w:sz w:val="28"/>
-                <w:szCs w:val="28"/>
-              </w:rPr>
-              <w:t>Hùng</w:t>
-            </w:r>
-          </w:p>
-        </w:tc>
-        <w:tc>
-          <w:tcPr>
-            <w:tcW w:w="0" w:type="auto"/>
-            <w:vAlign w:val="center"/>
-            <w:hideMark/>
-          </w:tcPr>
-          <w:p>
-            <w:pPr>
-              <w:spacing w:line="26" w:lineRule="atLeast"/>
-              <w:jc w:val="both"/>
-              <w:rPr>
-                <w:rFonts w:ascii="Times New Roman" w:hAnsi="Times New Roman" w:cs="Times New Roman"/>
-                <w:sz w:val="28"/>
-                <w:szCs w:val="28"/>
-              </w:rPr>
-            </w:pPr>
-            <w:r>
-              <w:rPr>
-                <w:rFonts w:ascii="Times New Roman" w:hAnsi="Times New Roman" w:cs="Times New Roman"/>
-                <w:sz w:val="28"/>
-                <w:szCs w:val="28"/>
-              </w:rPr>
-              <w:t>3.3. Đề xuất tính khả thi, thuận lợi, khó khăn</w:t>
-            </w:r>
-          </w:p>
-        </w:tc>
-        <w:tc>
-          <w:tcPr>
-            <w:tcW w:w="0" w:type="auto"/>
-            <w:vAlign w:val="center"/>
-            <w:hideMark/>
-          </w:tcPr>
-          <w:p>
-            <w:pPr>
-              <w:spacing w:line="26" w:lineRule="atLeast"/>
-              <w:jc w:val="both"/>
-              <w:rPr>
-                <w:rFonts w:ascii="Times New Roman" w:hAnsi="Times New Roman" w:cs="Times New Roman"/>
-                <w:sz w:val="28"/>
-                <w:szCs w:val="28"/>
-              </w:rPr>
-            </w:pPr>
-          </w:p>
-        </w:tc>
-      </w:tr>
-      <w:tr>
-        <w:trPr>
-          <w:jc w:val="center"/>
-        </w:trPr>
-        <w:tc>
-          <w:tcPr>
-            <w:tcW w:w="0" w:type="auto"/>
-            <w:vAlign w:val="center"/>
-            <w:hideMark/>
-          </w:tcPr>
-          <w:p>
-            <w:pPr>
-              <w:spacing w:line="26" w:lineRule="atLeast"/>
-              <w:jc w:val="center"/>
-              <w:rPr>
-                <w:rFonts w:ascii="Times New Roman" w:hAnsi="Times New Roman" w:cs="Times New Roman"/>
-                <w:sz w:val="28"/>
-                <w:szCs w:val="28"/>
-              </w:rPr>
-            </w:pPr>
-            <w:r>
-              <w:rPr>
-                <w:rFonts w:ascii="Times New Roman" w:hAnsi="Times New Roman" w:cs="Times New Roman"/>
-                <w:b/>
-                <w:bCs/>
-                <w:sz w:val="28"/>
-                <w:szCs w:val="28"/>
-              </w:rPr>
-              <w:t>5</w:t>
-            </w:r>
-          </w:p>
-        </w:tc>
-        <w:tc>
-          <w:tcPr>
-            <w:tcW w:w="0" w:type="auto"/>
-            <w:vAlign w:val="center"/>
-            <w:hideMark/>
-          </w:tcPr>
-          <w:p>
-            <w:pPr>
-              <w:spacing w:line="26" w:lineRule="atLeast"/>
-              <w:jc w:val="both"/>
-              <w:rPr>
-                <w:rFonts w:ascii="Times New Roman" w:hAnsi="Times New Roman" w:cs="Times New Roman"/>
-                <w:sz w:val="28"/>
-                <w:szCs w:val="28"/>
-              </w:rPr>
-            </w:pPr>
-            <w:r>
-              <w:rPr>
-                <w:rFonts w:ascii="Times New Roman" w:hAnsi="Times New Roman" w:cs="Times New Roman"/>
-                <w:sz w:val="28"/>
-                <w:szCs w:val="28"/>
-              </w:rPr>
-              <w:t>Minh</w:t>
-            </w:r>
-          </w:p>
-        </w:tc>
-        <w:tc>
-          <w:tcPr>
-            <w:tcW w:w="0" w:type="auto"/>
-            <w:vAlign w:val="center"/>
-            <w:hideMark/>
-          </w:tcPr>
-          <w:p>
-            <w:pPr>
-              <w:spacing w:line="26" w:lineRule="atLeast"/>
-              <w:jc w:val="both"/>
-              <w:rPr>
-                <w:rFonts w:ascii="Times New Roman" w:hAnsi="Times New Roman" w:cs="Times New Roman"/>
-                <w:sz w:val="28"/>
-                <w:szCs w:val="28"/>
-              </w:rPr>
-            </w:pPr>
-            <w:r>
-              <w:rPr>
-                <w:rFonts w:ascii="Times New Roman" w:hAnsi="Times New Roman" w:cs="Times New Roman"/>
-                <w:sz w:val="28"/>
-                <w:szCs w:val="28"/>
-              </w:rPr>
-              <w:t>Viết Lời nói đầu, Tài liệu tham khảo, Phụ lục 1 (C++)</w:t>
-            </w:r>
-          </w:p>
-        </w:tc>
-        <w:tc>
-          <w:tcPr>
-            <w:tcW w:w="0" w:type="auto"/>
-            <w:vAlign w:val="center"/>
-            <w:hideMark/>
-          </w:tcPr>
-          <w:p>
-            <w:pPr>
-              <w:spacing w:line="26" w:lineRule="atLeast"/>
-              <w:jc w:val="both"/>
-              <w:rPr>
-                <w:rFonts w:ascii="Times New Roman" w:hAnsi="Times New Roman" w:cs="Times New Roman"/>
-                <w:sz w:val="28"/>
-                <w:szCs w:val="28"/>
-              </w:rPr>
-            </w:pPr>
-          </w:p>
-        </w:tc>
-      </w:tr>
-      <w:tr>
-        <w:trPr>
-          <w:jc w:val="center"/>
-        </w:trPr>
-        <w:tc>
-          <w:tcPr>
-            <w:tcW w:w="0" w:type="auto"/>
-            <w:vAlign w:val="center"/>
-            <w:hideMark/>
-          </w:tcPr>
-          <w:p>
-            <w:pPr>
-              <w:spacing w:line="26" w:lineRule="atLeast"/>
-              <w:jc w:val="center"/>
-              <w:rPr>
-                <w:rFonts w:ascii="Times New Roman" w:hAnsi="Times New Roman" w:cs="Times New Roman"/>
-                <w:sz w:val="28"/>
-                <w:szCs w:val="28"/>
-              </w:rPr>
-            </w:pPr>
-            <w:r>
-              <w:rPr>
-                <w:rFonts w:ascii="Times New Roman" w:hAnsi="Times New Roman" w:cs="Times New Roman"/>
-                <w:b/>
-                <w:bCs/>
-                <w:sz w:val="28"/>
-                <w:szCs w:val="28"/>
-              </w:rPr>
-              <w:t>5</w:t>
-            </w:r>
-          </w:p>
-        </w:tc>
-        <w:tc>
-          <w:tcPr>
-            <w:tcW w:w="0" w:type="auto"/>
-            <w:vAlign w:val="center"/>
-            <w:hideMark/>
-          </w:tcPr>
-          <w:p>
-            <w:pPr>
-              <w:spacing w:line="26" w:lineRule="atLeast"/>
-              <w:jc w:val="both"/>
-              <w:rPr>
-                <w:rFonts w:ascii="Times New Roman" w:hAnsi="Times New Roman" w:cs="Times New Roman"/>
-                <w:sz w:val="28"/>
-                <w:szCs w:val="28"/>
-              </w:rPr>
-            </w:pPr>
-            <w:r>
-              <w:rPr>
-                <w:rFonts w:ascii="Times New Roman" w:hAnsi="Times New Roman" w:cs="Times New Roman"/>
-                <w:sz w:val="28"/>
-                <w:szCs w:val="28"/>
-              </w:rPr>
-              <w:t>Tiến</w:t>
-            </w:r>
-          </w:p>
-        </w:tc>
-        <w:tc>
-          <w:tcPr>
-            <w:tcW w:w="0" w:type="auto"/>
-            <w:vAlign w:val="center"/>
-            <w:hideMark/>
-          </w:tcPr>
-          <w:p>
-            <w:pPr>
-              <w:spacing w:line="26" w:lineRule="atLeast"/>
-              <w:jc w:val="both"/>
-              <w:rPr>
-                <w:rFonts w:ascii="Times New Roman" w:hAnsi="Times New Roman" w:cs="Times New Roman"/>
-                <w:sz w:val="28"/>
-                <w:szCs w:val="28"/>
-              </w:rPr>
-            </w:pPr>
-            <w:r>
-              <w:rPr>
-                <w:rFonts w:ascii="Times New Roman" w:hAnsi="Times New Roman" w:cs="Times New Roman"/>
-                <w:sz w:val="28"/>
-                <w:szCs w:val="28"/>
-              </w:rPr>
-              <w:t>Lập Danh mục hình ảnh, Bảng biểu, Phụ lục 2 (Java)</w:t>
-            </w:r>
-          </w:p>
-        </w:tc>
-        <w:tc>
-          <w:tcPr>
-            <w:tcW w:w="0" w:type="auto"/>
-            <w:vAlign w:val="center"/>
-            <w:hideMark/>
-          </w:tcPr>
-          <w:p>
-            <w:pPr>
-              <w:spacing w:line="26" w:lineRule="atLeast"/>
-              <w:jc w:val="both"/>
-              <w:rPr>
-                <w:rFonts w:ascii="Times New Roman" w:hAnsi="Times New Roman" w:cs="Times New Roman"/>
-                <w:sz w:val="28"/>
-                <w:szCs w:val="28"/>
-              </w:rPr>
-            </w:pPr>
-          </w:p>
-        </w:tc>
-      </w:tr>
-    </w:tbl>
-    <w:p>
-      <w:pPr>
-        <w:spacing w:after="0" w:line="26" w:lineRule="atLeast"/>
-        <w:jc w:val="right"/>
+        <w:ind w:left="5220"/>
         <w:rPr>
           <w:rFonts w:ascii="Times New Roman" w:hAnsi="Times New Roman" w:cs="Times New Roman"/>
           <w:sz w:val="28"/>
@@ -6530,13 +3712,14 @@
           <w:sz w:val="28"/>
           <w:szCs w:val="28"/>
         </w:rPr>
+        <w:lastRenderedPageBreak/>
         <w:t>Ngày …. tháng …. năm 2026</w:t>
       </w:r>
     </w:p>
     <w:p>
       <w:pPr>
         <w:spacing w:after="0" w:line="26" w:lineRule="atLeast"/>
-        <w:jc w:val="right"/>
+        <w:ind w:left="4950"/>
         <w:rPr>
           <w:rFonts w:ascii="Times New Roman" w:hAnsi="Times New Roman" w:cs="Times New Roman"/>
           <w:sz w:val="28"/>
@@ -6557,11 +3740,14 @@
     <w:p>
       <w:pPr>
         <w:spacing w:after="0" w:line="26" w:lineRule="atLeast"/>
-        <w:jc w:val="right"/>
+        <w:ind w:left="5940"/>
         <w:rPr>
           <w:rFonts w:ascii="Times New Roman" w:hAnsi="Times New Roman" w:cs="Times New Roman"/>
+          <w:i/>
+          <w:iCs/>
           <w:sz w:val="28"/>
           <w:szCs w:val="28"/>
+          <w:lang w:val="vi-VN"/>
         </w:rPr>
       </w:pPr>
       <w:r>
@@ -6578,11 +3764,27 @@
     <w:p>
       <w:pPr>
         <w:spacing w:after="0" w:line="26" w:lineRule="atLeast"/>
-        <w:jc w:val="right"/>
+        <w:ind w:left="5940"/>
         <w:rPr>
           <w:rFonts w:ascii="Times New Roman" w:hAnsi="Times New Roman" w:cs="Times New Roman"/>
           <w:sz w:val="28"/>
           <w:szCs w:val="28"/>
+          <w:lang w:val="vi-VN"/>
+        </w:rPr>
+      </w:pPr>
+    </w:p>
+    <w:p>
+      <w:pPr>
+        <w:spacing w:after="0" w:line="26" w:lineRule="atLeast"/>
+        <w:ind w:left="6030"/>
+        <w:jc w:val="both"/>
+        <w:rPr>
+          <w:rFonts w:ascii="Times New Roman" w:hAnsi="Times New Roman" w:cs="Times New Roman"/>
+          <w:b/>
+          <w:bCs/>
+          <w:sz w:val="28"/>
+          <w:szCs w:val="28"/>
+          <w:lang w:val="vi-VN"/>
         </w:rPr>
       </w:pPr>
       <w:r>
@@ -6593,7 +3795,7 @@
           <w:sz w:val="28"/>
           <w:szCs w:val="28"/>
         </w:rPr>
-        <w:t>TS. Phạm Văn Hiệp</w:t>
+        <w:t>Phạm Văn Hiệp</w:t>
       </w:r>
     </w:p>
     <w:p>
@@ -6602,8 +3804,36 @@
         <w:jc w:val="both"/>
         <w:rPr>
           <w:rFonts w:ascii="Times New Roman" w:hAnsi="Times New Roman" w:cs="Times New Roman"/>
+          <w:b/>
+          <w:bCs/>
           <w:sz w:val="28"/>
           <w:szCs w:val="28"/>
+          <w:lang w:val="vi-VN"/>
+        </w:rPr>
+      </w:pPr>
+      <w:r>
+        <w:rPr>
+          <w:rFonts w:ascii="Times New Roman" w:hAnsi="Times New Roman" w:cs="Times New Roman"/>
+          <w:b/>
+          <w:bCs/>
+          <w:sz w:val="28"/>
+          <w:szCs w:val="28"/>
+          <w:lang w:val="vi-VN"/>
+        </w:rPr>
+        <w:br w:type="page"/>
+      </w:r>
+    </w:p>
+    <w:p>
+      <w:pPr>
+        <w:spacing w:after="0" w:line="26" w:lineRule="atLeast"/>
+        <w:jc w:val="both"/>
+        <w:rPr>
+          <w:rFonts w:ascii="Times New Roman" w:hAnsi="Times New Roman" w:cs="Times New Roman"/>
+          <w:b/>
+          <w:bCs/>
+          <w:sz w:val="28"/>
+          <w:szCs w:val="28"/>
+          <w:lang w:val="vi-VN"/>
         </w:rPr>
       </w:pPr>
     </w:p>
